--- a/Kalendar reja 2025-2026/Kalendar reja PDT 9-semestr A.docx
+++ b/Kalendar reja 2025-2026/Kalendar reja PDT 9-semestr A.docx
@@ -1,6 +1,6 @@
 
 <file path=word/document.xml><?xml version="1.0" encoding="utf-8"?>
-<w:document xmlns:wpc="http://schemas.microsoft.com/office/word/2010/wordprocessingCanvas" xmlns:cx="http://schemas.microsoft.com/office/drawing/2014/chartex" xmlns:cx1="http://schemas.microsoft.com/office/drawing/2015/9/8/chartex" xmlns:cx2="http://schemas.microsoft.com/office/drawing/2015/10/21/chartex" xmlns:cx3="http://schemas.microsoft.com/office/drawing/2016/5/9/chartex" xmlns:cx4="http://schemas.microsoft.com/office/drawing/2016/5/10/chartex" xmlns:cx5="http://schemas.microsoft.com/office/drawing/2016/5/11/chartex" xmlns:cx6="http://schemas.microsoft.com/office/drawing/2016/5/12/chartex" xmlns:cx7="http://schemas.microsoft.com/office/drawing/2016/5/13/chartex" xmlns:cx8="http://schemas.microsoft.com/office/drawing/2016/5/14/chartex" xmlns:mc="http://schemas.openxmlformats.org/markup-compatibility/2006" xmlns:aink="http://schemas.microsoft.com/office/drawing/2016/ink" xmlns:am3d="http://schemas.microsoft.com/office/drawing/2017/model3d" xmlns:o="urn:schemas-microsoft-com:office:office" xmlns:r="http://schemas.openxmlformats.org/officeDocument/2006/relationships" xmlns:m="http://schemas.openxmlformats.org/officeDocument/2006/math" xmlns:v="urn:schemas-microsoft-com:vml" xmlns:wp14="http://schemas.microsoft.com/office/word/2010/wordprocessingDrawing" xmlns:wp="http://schemas.openxmlformats.org/drawingml/2006/wordprocessingDrawing" xmlns:w10="urn:schemas-microsoft-com:office:word" xmlns:w="http://schemas.openxmlformats.org/wordprocessingml/2006/main" xmlns:w14="http://schemas.microsoft.com/office/word/2010/wordml" xmlns:w15="http://schemas.microsoft.com/office/word/2012/wordml" xmlns:w16cid="http://schemas.microsoft.com/office/word/2016/wordml/cid" xmlns:w16se="http://schemas.microsoft.com/office/word/2015/wordml/symex" xmlns:wpg="http://schemas.microsoft.com/office/word/2010/wordprocessingGroup" xmlns:wpi="http://schemas.microsoft.com/office/word/2010/wordprocessingInk" xmlns:wne="http://schemas.microsoft.com/office/word/2006/wordml" xmlns:wps="http://schemas.microsoft.com/office/word/2010/wordprocessingShape" mc:Ignorable="w14 w15 w16se w16cid wp14">
+<w:document xmlns:wpc="http://schemas.microsoft.com/office/word/2010/wordprocessingCanvas" xmlns:cx="http://schemas.microsoft.com/office/drawing/2014/chartex" xmlns:cx1="http://schemas.microsoft.com/office/drawing/2015/9/8/chartex" xmlns:cx2="http://schemas.microsoft.com/office/drawing/2015/10/21/chartex" xmlns:cx3="http://schemas.microsoft.com/office/drawing/2016/5/9/chartex" xmlns:cx4="http://schemas.microsoft.com/office/drawing/2016/5/10/chartex" xmlns:cx5="http://schemas.microsoft.com/office/drawing/2016/5/11/chartex" xmlns:cx6="http://schemas.microsoft.com/office/drawing/2016/5/12/chartex" xmlns:cx7="http://schemas.microsoft.com/office/drawing/2016/5/13/chartex" xmlns:cx8="http://schemas.microsoft.com/office/drawing/2016/5/14/chartex" xmlns:mc="http://schemas.openxmlformats.org/markup-compatibility/2006" xmlns:aink="http://schemas.microsoft.com/office/drawing/2016/ink" xmlns:am3d="http://schemas.microsoft.com/office/drawing/2017/model3d" xmlns:o="urn:schemas-microsoft-com:office:office" xmlns:r="http://schemas.openxmlformats.org/officeDocument/2006/relationships" xmlns:m="http://schemas.openxmlformats.org/officeDocument/2006/math" xmlns:v="urn:schemas-microsoft-com:vml" xmlns:wp14="http://schemas.microsoft.com/office/word/2010/wordprocessingDrawing" xmlns:wp="http://schemas.openxmlformats.org/drawingml/2006/wordprocessingDrawing" xmlns:w10="urn:schemas-microsoft-com:office:word" xmlns:w="http://schemas.openxmlformats.org/wordprocessingml/2006/main" xmlns:w14="http://schemas.microsoft.com/office/word/2010/wordml" xmlns:w15="http://schemas.microsoft.com/office/word/2012/wordml" xmlns:w16cex="http://schemas.microsoft.com/office/word/2018/wordml/cex" xmlns:w16cid="http://schemas.microsoft.com/office/word/2016/wordml/cid" xmlns:w16="http://schemas.microsoft.com/office/word/2018/wordml" xmlns:w16se="http://schemas.microsoft.com/office/word/2015/wordml/symex" xmlns:wpg="http://schemas.microsoft.com/office/word/2010/wordprocessingGroup" xmlns:wpi="http://schemas.microsoft.com/office/word/2010/wordprocessingInk" xmlns:wne="http://schemas.microsoft.com/office/word/2006/wordml" xmlns:wps="http://schemas.microsoft.com/office/word/2010/wordprocessingShape" mc:Ignorable="w14 w15 w16se w16cid w16 w16cex wp14">
   <w:body>
     <w:p>
       <w:pPr>
@@ -19,8 +19,16 @@
         <w:rPr>
           <w:lang w:val="en-US"/>
         </w:rPr>
-        <w:t xml:space="preserve"> HXvaMU</w:t>
+        <w:t xml:space="preserve"> </w:t>
       </w:r>
+      <w:proofErr w:type="spellStart"/>
+      <w:r>
+        <w:rPr>
+          <w:lang w:val="en-US"/>
+        </w:rPr>
+        <w:t>HXvaMU</w:t>
+      </w:r>
+      <w:proofErr w:type="spellEnd"/>
       <w:r>
         <w:rPr>
           <w:lang w:val="uz-Cyrl-UZ"/>
@@ -212,16 +220,22 @@
       </w:r>
       <w:r>
         <w:rPr>
-          <w:color w:val="FF0000"/>
           <w:sz w:val="28"/>
           <w:szCs w:val="28"/>
           <w:lang w:val="uz-Cyrl-UZ"/>
         </w:rPr>
-        <w:t xml:space="preserve">A </w:t>
+        <w:t>A</w:t>
       </w:r>
       <w:r>
         <w:rPr>
-          <w:color w:val="FF0000"/>
+          <w:sz w:val="28"/>
+          <w:szCs w:val="28"/>
+          <w:lang w:val="uz-Cyrl-UZ"/>
+        </w:rPr>
+        <w:t>-</w:t>
+      </w:r>
+      <w:r>
+        <w:rPr>
           <w:sz w:val="28"/>
           <w:szCs w:val="28"/>
           <w:lang w:val="uz-Cyrl-UZ"/>
@@ -230,7 +244,6 @@
       </w:r>
       <w:r>
         <w:rPr>
-          <w:color w:val="FF0000"/>
           <w:sz w:val="28"/>
           <w:szCs w:val="28"/>
           <w:lang w:val="uz-Cyrl-UZ"/>
@@ -239,7 +252,6 @@
       </w:r>
       <w:r>
         <w:rPr>
-          <w:color w:val="FF0000"/>
           <w:sz w:val="28"/>
           <w:szCs w:val="28"/>
           <w:lang w:val="uz-Cyrl-UZ"/>
@@ -248,7 +260,6 @@
       </w:r>
       <w:r>
         <w:rPr>
-          <w:color w:val="FF0000"/>
           <w:sz w:val="28"/>
           <w:szCs w:val="28"/>
           <w:lang w:val="uz-Cyrl-UZ"/>
@@ -257,7 +268,6 @@
       </w:r>
       <w:r>
         <w:rPr>
-          <w:color w:val="FF0000"/>
           <w:sz w:val="28"/>
           <w:szCs w:val="28"/>
           <w:lang w:val="uz-Cyrl-UZ"/>
@@ -266,16 +276,22 @@
       </w:r>
       <w:r>
         <w:rPr>
-          <w:color w:val="FF0000"/>
           <w:sz w:val="28"/>
           <w:szCs w:val="28"/>
           <w:lang w:val="uz-Cyrl-UZ"/>
         </w:rPr>
-        <w:t xml:space="preserve"> va A </w:t>
+        <w:t xml:space="preserve"> va A</w:t>
       </w:r>
       <w:r>
         <w:rPr>
-          <w:color w:val="FF0000"/>
+          <w:sz w:val="28"/>
+          <w:szCs w:val="28"/>
+          <w:lang w:val="uz-Cyrl-UZ"/>
+        </w:rPr>
+        <w:t>-</w:t>
+      </w:r>
+      <w:r>
+        <w:rPr>
           <w:sz w:val="28"/>
           <w:szCs w:val="28"/>
           <w:lang w:val="uz-Cyrl-UZ"/>
@@ -284,7 +300,6 @@
       </w:r>
       <w:r>
         <w:rPr>
-          <w:color w:val="FF0000"/>
           <w:sz w:val="28"/>
           <w:szCs w:val="28"/>
           <w:lang w:val="uz-Cyrl-UZ"/>
@@ -293,7 +308,6 @@
       </w:r>
       <w:r>
         <w:rPr>
-          <w:color w:val="FF0000"/>
           <w:sz w:val="28"/>
           <w:szCs w:val="28"/>
           <w:lang w:val="uz-Cyrl-UZ"/>
@@ -302,7 +316,6 @@
       </w:r>
       <w:r>
         <w:rPr>
-          <w:color w:val="FF0000"/>
           <w:sz w:val="28"/>
           <w:szCs w:val="28"/>
           <w:lang w:val="uz-Cyrl-UZ"/>
@@ -311,7 +324,6 @@
       </w:r>
       <w:r>
         <w:rPr>
-          <w:color w:val="FF0000"/>
           <w:sz w:val="28"/>
           <w:szCs w:val="28"/>
           <w:lang w:val="uz-Cyrl-UZ"/>
@@ -320,7 +332,6 @@
       </w:r>
       <w:r>
         <w:rPr>
-          <w:color w:val="FF0000"/>
           <w:sz w:val="28"/>
           <w:szCs w:val="28"/>
           <w:lang w:val="uz-Cyrl-UZ"/>
@@ -629,6 +640,8 @@
         </w:rPr>
         <w:t>bajarilishining</w:t>
       </w:r>
+      <w:bookmarkStart w:id="0" w:name="_GoBack"/>
+      <w:bookmarkEnd w:id="0"/>
     </w:p>
     <w:p>
       <w:pPr>
@@ -924,6 +937,7 @@
           <w:lang w:val="en-US"/>
         </w:rPr>
       </w:pPr>
+      <w:proofErr w:type="spellStart"/>
       <w:r>
         <w:rPr>
           <w:sz w:val="28"/>
@@ -932,6 +946,7 @@
         </w:rPr>
         <w:t>Ma’ruza</w:t>
       </w:r>
+      <w:proofErr w:type="spellEnd"/>
       <w:r>
         <w:rPr>
           <w:sz w:val="28"/>
@@ -940,13 +955,23 @@
         </w:rPr>
         <w:t xml:space="preserve"> </w:t>
       </w:r>
+      <w:proofErr w:type="gramStart"/>
       <w:r>
         <w:rPr>
           <w:sz w:val="28"/>
           <w:szCs w:val="28"/>
           <w:lang w:val="uz-Cyrl-UZ"/>
         </w:rPr>
-        <w:t>o‘qituvchisi</w:t>
+        <w:t>o‘</w:t>
+      </w:r>
+      <w:proofErr w:type="gramEnd"/>
+      <w:r>
+        <w:rPr>
+          <w:sz w:val="28"/>
+          <w:szCs w:val="28"/>
+          <w:lang w:val="uz-Cyrl-UZ"/>
+        </w:rPr>
+        <w:t>qituvchisi</w:t>
       </w:r>
       <w:r>
         <w:rPr>
@@ -956,6 +981,7 @@
         </w:rPr>
         <w:t xml:space="preserve">: </w:t>
       </w:r>
+      <w:proofErr w:type="spellStart"/>
       <w:r>
         <w:rPr>
           <w:rFonts w:eastAsia="Calibri"/>
@@ -966,6 +992,7 @@
         </w:rPr>
         <w:t>kapitan</w:t>
       </w:r>
+      <w:proofErr w:type="spellEnd"/>
       <w:r>
         <w:rPr>
           <w:rFonts w:eastAsia="Calibri"/>
@@ -1026,6 +1053,7 @@
         </w:rPr>
         <w:t xml:space="preserve">Amaliyot o‘qituvchisi: </w:t>
       </w:r>
+      <w:proofErr w:type="spellStart"/>
       <w:r>
         <w:rPr>
           <w:rFonts w:eastAsia="Calibri"/>
@@ -1034,7 +1062,18 @@
           <w:szCs w:val="28"/>
           <w:lang w:val="en-US"/>
         </w:rPr>
-        <w:t>kapitan Isakov</w:t>
+        <w:t>kapitan</w:t>
+      </w:r>
+      <w:proofErr w:type="spellEnd"/>
+      <w:r>
+        <w:rPr>
+          <w:rFonts w:eastAsia="Calibri"/>
+          <w:color w:val="000000"/>
+          <w:sz w:val="28"/>
+          <w:szCs w:val="28"/>
+          <w:lang w:val="en-US"/>
+        </w:rPr>
+        <w:t xml:space="preserve"> Isakov</w:t>
       </w:r>
       <w:r>
         <w:rPr>
@@ -1067,6 +1106,7 @@
           <w:lang w:val="en-US"/>
         </w:rPr>
       </w:pPr>
+      <w:proofErr w:type="spellStart"/>
       <w:r>
         <w:rPr>
           <w:sz w:val="28"/>
@@ -1075,13 +1115,32 @@
         </w:rPr>
         <w:t>Guruhli</w:t>
       </w:r>
+      <w:proofErr w:type="spellEnd"/>
       <w:r>
         <w:rPr>
           <w:sz w:val="28"/>
           <w:szCs w:val="28"/>
           <w:lang w:val="uz-Cyrl-UZ"/>
         </w:rPr>
-        <w:t xml:space="preserve"> o‘qituvchisi:</w:t>
+        <w:t xml:space="preserve"> </w:t>
+      </w:r>
+      <w:proofErr w:type="gramStart"/>
+      <w:r>
+        <w:rPr>
+          <w:sz w:val="28"/>
+          <w:szCs w:val="28"/>
+          <w:lang w:val="uz-Cyrl-UZ"/>
+        </w:rPr>
+        <w:t>o‘</w:t>
+      </w:r>
+      <w:proofErr w:type="gramEnd"/>
+      <w:r>
+        <w:rPr>
+          <w:sz w:val="28"/>
+          <w:szCs w:val="28"/>
+          <w:lang w:val="uz-Cyrl-UZ"/>
+        </w:rPr>
+        <w:t>qituvchisi:</w:t>
       </w:r>
       <w:r>
         <w:rPr>
@@ -1091,6 +1150,7 @@
         </w:rPr>
         <w:t xml:space="preserve"> </w:t>
       </w:r>
+      <w:proofErr w:type="spellStart"/>
       <w:r>
         <w:rPr>
           <w:rFonts w:eastAsia="Calibri"/>
@@ -1099,7 +1159,18 @@
           <w:szCs w:val="28"/>
           <w:lang w:val="en-US"/>
         </w:rPr>
-        <w:t>kapitan Isakov</w:t>
+        <w:t>kapitan</w:t>
+      </w:r>
+      <w:proofErr w:type="spellEnd"/>
+      <w:r>
+        <w:rPr>
+          <w:rFonts w:eastAsia="Calibri"/>
+          <w:color w:val="000000"/>
+          <w:sz w:val="28"/>
+          <w:szCs w:val="28"/>
+          <w:lang w:val="en-US"/>
+        </w:rPr>
+        <w:t xml:space="preserve"> Isakov</w:t>
       </w:r>
       <w:r>
         <w:rPr>
@@ -1139,13 +1210,23 @@
         </w:rPr>
         <w:t xml:space="preserve">Seminar </w:t>
       </w:r>
+      <w:proofErr w:type="gramStart"/>
       <w:r>
         <w:rPr>
           <w:sz w:val="28"/>
           <w:szCs w:val="28"/>
           <w:lang w:val="uz-Cyrl-UZ"/>
         </w:rPr>
-        <w:t xml:space="preserve">o‘qituvchisi: </w:t>
+        <w:t>o‘</w:t>
+      </w:r>
+      <w:proofErr w:type="gramEnd"/>
+      <w:r>
+        <w:rPr>
+          <w:sz w:val="28"/>
+          <w:szCs w:val="28"/>
+          <w:lang w:val="uz-Cyrl-UZ"/>
+        </w:rPr>
+        <w:t xml:space="preserve">qituvchisi: </w:t>
       </w:r>
     </w:p>
     <w:p>
@@ -1238,6 +1319,7 @@
                 <w:szCs w:val="22"/>
               </w:rPr>
             </w:pPr>
+            <w:proofErr w:type="spellStart"/>
             <w:r>
               <w:rPr>
                 <w:b/>
@@ -1246,6 +1328,7 @@
               </w:rPr>
               <w:t>Mashg‘ulot</w:t>
             </w:r>
+            <w:proofErr w:type="spellEnd"/>
             <w:r>
               <w:rPr>
                 <w:b/>
@@ -1254,6 +1337,7 @@
               </w:rPr>
               <w:t xml:space="preserve"> </w:t>
             </w:r>
+            <w:proofErr w:type="spellStart"/>
             <w:r>
               <w:rPr>
                 <w:b/>
@@ -1262,6 +1346,7 @@
               </w:rPr>
               <w:t>turi</w:t>
             </w:r>
+            <w:proofErr w:type="spellEnd"/>
           </w:p>
         </w:tc>
         <w:tc>
@@ -1281,6 +1366,7 @@
                 <w:lang w:val="en-US"/>
               </w:rPr>
             </w:pPr>
+            <w:proofErr w:type="spellStart"/>
             <w:r>
               <w:rPr>
                 <w:b/>
@@ -1290,6 +1376,7 @@
               </w:rPr>
               <w:t>Mavzu</w:t>
             </w:r>
+            <w:proofErr w:type="spellEnd"/>
             <w:r>
               <w:rPr>
                 <w:b/>
@@ -1299,6 +1386,7 @@
               </w:rPr>
               <w:t xml:space="preserve"> </w:t>
             </w:r>
+            <w:proofErr w:type="spellStart"/>
             <w:r>
               <w:rPr>
                 <w:b/>
@@ -1308,6 +1396,7 @@
               </w:rPr>
               <w:t>nomi</w:t>
             </w:r>
+            <w:proofErr w:type="spellEnd"/>
             <w:r>
               <w:rPr>
                 <w:b/>
@@ -1317,6 +1406,7 @@
               </w:rPr>
               <w:t xml:space="preserve"> </w:t>
             </w:r>
+            <w:proofErr w:type="spellStart"/>
             <w:r>
               <w:rPr>
                 <w:b/>
@@ -1326,6 +1416,7 @@
               </w:rPr>
               <w:t>va</w:t>
             </w:r>
+            <w:proofErr w:type="spellEnd"/>
             <w:r>
               <w:rPr>
                 <w:b/>
@@ -1335,6 +1426,7 @@
               </w:rPr>
               <w:t xml:space="preserve"> </w:t>
             </w:r>
+            <w:proofErr w:type="spellStart"/>
             <w:r>
               <w:rPr>
                 <w:b/>
@@ -1344,6 +1436,7 @@
               </w:rPr>
               <w:t>uning</w:t>
             </w:r>
+            <w:proofErr w:type="spellEnd"/>
             <w:r>
               <w:rPr>
                 <w:b/>
@@ -1353,6 +1446,7 @@
               </w:rPr>
               <w:t xml:space="preserve"> </w:t>
             </w:r>
+            <w:proofErr w:type="spellStart"/>
             <w:r>
               <w:rPr>
                 <w:b/>
@@ -1362,6 +1456,7 @@
               </w:rPr>
               <w:t>qisqacha</w:t>
             </w:r>
+            <w:proofErr w:type="spellEnd"/>
             <w:r>
               <w:rPr>
                 <w:b/>
@@ -1371,6 +1466,7 @@
               </w:rPr>
               <w:t xml:space="preserve"> </w:t>
             </w:r>
+            <w:proofErr w:type="spellStart"/>
             <w:r>
               <w:rPr>
                 <w:b/>
@@ -1380,6 +1476,7 @@
               </w:rPr>
               <w:t>mazmuni</w:t>
             </w:r>
+            <w:proofErr w:type="spellEnd"/>
           </w:p>
         </w:tc>
         <w:tc>
@@ -1399,6 +1496,7 @@
                 <w:szCs w:val="22"/>
               </w:rPr>
             </w:pPr>
+            <w:proofErr w:type="spellStart"/>
             <w:r>
               <w:rPr>
                 <w:b/>
@@ -1407,6 +1505,7 @@
               </w:rPr>
               <w:t>Ajratilgan</w:t>
             </w:r>
+            <w:proofErr w:type="spellEnd"/>
             <w:r>
               <w:rPr>
                 <w:b/>
@@ -1415,6 +1514,7 @@
               </w:rPr>
               <w:t xml:space="preserve"> </w:t>
             </w:r>
+            <w:proofErr w:type="spellStart"/>
             <w:r>
               <w:rPr>
                 <w:b/>
@@ -1423,6 +1523,7 @@
               </w:rPr>
               <w:t>soat</w:t>
             </w:r>
+            <w:proofErr w:type="spellEnd"/>
           </w:p>
         </w:tc>
         <w:tc>
@@ -1441,6 +1542,7 @@
                 <w:szCs w:val="22"/>
               </w:rPr>
             </w:pPr>
+            <w:proofErr w:type="spellStart"/>
             <w:r>
               <w:rPr>
                 <w:b/>
@@ -1449,6 +1551,7 @@
               </w:rPr>
               <w:t>Bajarilganligi</w:t>
             </w:r>
+            <w:proofErr w:type="spellEnd"/>
           </w:p>
         </w:tc>
         <w:tc>
@@ -1467,6 +1570,7 @@
                 <w:b/>
               </w:rPr>
             </w:pPr>
+            <w:proofErr w:type="spellStart"/>
             <w:r>
               <w:rPr>
                 <w:b/>
@@ -1475,6 +1579,7 @@
               </w:rPr>
               <w:t>O‘qituvchi</w:t>
             </w:r>
+            <w:proofErr w:type="spellEnd"/>
             <w:r>
               <w:rPr>
                 <w:b/>
@@ -1483,6 +1588,7 @@
               </w:rPr>
               <w:t xml:space="preserve"> </w:t>
             </w:r>
+            <w:proofErr w:type="spellStart"/>
             <w:r>
               <w:rPr>
                 <w:b/>
@@ -1491,6 +1597,7 @@
               </w:rPr>
               <w:t>imzosi</w:t>
             </w:r>
+            <w:proofErr w:type="spellEnd"/>
           </w:p>
         </w:tc>
       </w:tr>
@@ -1587,6 +1694,7 @@
                 <w:szCs w:val="22"/>
               </w:rPr>
             </w:pPr>
+            <w:proofErr w:type="spellStart"/>
             <w:r>
               <w:rPr>
                 <w:b/>
@@ -1595,6 +1703,7 @@
               </w:rPr>
               <w:t>Sana</w:t>
             </w:r>
+            <w:proofErr w:type="spellEnd"/>
           </w:p>
         </w:tc>
         <w:tc>
@@ -1614,6 +1723,7 @@
                 <w:szCs w:val="22"/>
               </w:rPr>
             </w:pPr>
+            <w:proofErr w:type="spellStart"/>
             <w:r>
               <w:rPr>
                 <w:b/>
@@ -1622,6 +1732,7 @@
               </w:rPr>
               <w:t>Soatlar</w:t>
             </w:r>
+            <w:proofErr w:type="spellEnd"/>
             <w:r>
               <w:rPr>
                 <w:b/>
@@ -1630,6 +1741,7 @@
               </w:rPr>
               <w:t xml:space="preserve"> </w:t>
             </w:r>
+            <w:proofErr w:type="spellStart"/>
             <w:r>
               <w:rPr>
                 <w:b/>
@@ -1638,6 +1750,7 @@
               </w:rPr>
               <w:t>soni</w:t>
             </w:r>
+            <w:proofErr w:type="spellEnd"/>
           </w:p>
         </w:tc>
         <w:tc>
@@ -1655,6 +1768,7 @@
                 <w:szCs w:val="22"/>
               </w:rPr>
             </w:pPr>
+            <w:proofErr w:type="spellStart"/>
             <w:r>
               <w:rPr>
                 <w:b/>
@@ -1663,6 +1777,7 @@
               </w:rPr>
               <w:t>Guru</w:t>
             </w:r>
+            <w:proofErr w:type="spellEnd"/>
             <w:r>
               <w:rPr>
                 <w:b/>
@@ -1680,6 +1795,7 @@
               </w:rPr>
               <w:t xml:space="preserve"> </w:t>
             </w:r>
+            <w:proofErr w:type="spellStart"/>
             <w:r>
               <w:rPr>
                 <w:b/>
@@ -1688,6 +1804,7 @@
               </w:rPr>
               <w:t>raqamlari</w:t>
             </w:r>
+            <w:proofErr w:type="spellEnd"/>
           </w:p>
         </w:tc>
         <w:tc>
@@ -1948,6 +2065,7 @@
                 <w:lang w:val="en-US"/>
               </w:rPr>
             </w:pPr>
+            <w:proofErr w:type="spellStart"/>
             <w:r>
               <w:rPr>
                 <w:color w:val="000000"/>
@@ -1955,6 +2073,7 @@
               </w:rPr>
               <w:t>Ma’ruza</w:t>
             </w:r>
+            <w:proofErr w:type="spellEnd"/>
           </w:p>
         </w:tc>
         <w:tc>
@@ -2009,19 +2128,133 @@
               </w:rPr>
               <w:t>“</w:t>
             </w:r>
-            <w:r>
-              <w:rPr>
-                <w:bCs/>
-                <w:lang w:val="en-US"/>
-              </w:rPr>
-              <w:t>Sun’iy intellekt asoslari</w:t>
-            </w:r>
-            <w:r>
-              <w:rPr>
-                <w:bCs/>
-                <w:lang w:val="en-US"/>
-              </w:rPr>
-              <w:t xml:space="preserve">” faniga kirish va asosiy tushunchalari. </w:t>
+            <w:proofErr w:type="spellStart"/>
+            <w:r>
+              <w:rPr>
+                <w:bCs/>
+                <w:lang w:val="en-US"/>
+              </w:rPr>
+              <w:t>Sun’iy</w:t>
+            </w:r>
+            <w:proofErr w:type="spellEnd"/>
+            <w:r>
+              <w:rPr>
+                <w:bCs/>
+                <w:lang w:val="en-US"/>
+              </w:rPr>
+              <w:t xml:space="preserve"> </w:t>
+            </w:r>
+            <w:proofErr w:type="spellStart"/>
+            <w:r>
+              <w:rPr>
+                <w:bCs/>
+                <w:lang w:val="en-US"/>
+              </w:rPr>
+              <w:t>intellekt</w:t>
+            </w:r>
+            <w:proofErr w:type="spellEnd"/>
+            <w:r>
+              <w:rPr>
+                <w:bCs/>
+                <w:lang w:val="en-US"/>
+              </w:rPr>
+              <w:t xml:space="preserve"> </w:t>
+            </w:r>
+            <w:proofErr w:type="spellStart"/>
+            <w:r>
+              <w:rPr>
+                <w:bCs/>
+                <w:lang w:val="en-US"/>
+              </w:rPr>
+              <w:t>asoslari</w:t>
+            </w:r>
+            <w:proofErr w:type="spellEnd"/>
+            <w:r>
+              <w:rPr>
+                <w:bCs/>
+                <w:lang w:val="en-US"/>
+              </w:rPr>
+              <w:t xml:space="preserve">” </w:t>
+            </w:r>
+            <w:proofErr w:type="spellStart"/>
+            <w:r>
+              <w:rPr>
+                <w:bCs/>
+                <w:lang w:val="en-US"/>
+              </w:rPr>
+              <w:t>faniga</w:t>
+            </w:r>
+            <w:proofErr w:type="spellEnd"/>
+            <w:r>
+              <w:rPr>
+                <w:bCs/>
+                <w:lang w:val="en-US"/>
+              </w:rPr>
+              <w:t xml:space="preserve"> </w:t>
+            </w:r>
+            <w:proofErr w:type="spellStart"/>
+            <w:r>
+              <w:rPr>
+                <w:bCs/>
+                <w:lang w:val="en-US"/>
+              </w:rPr>
+              <w:t>kirish</w:t>
+            </w:r>
+            <w:proofErr w:type="spellEnd"/>
+            <w:r>
+              <w:rPr>
+                <w:bCs/>
+                <w:lang w:val="en-US"/>
+              </w:rPr>
+              <w:t xml:space="preserve"> </w:t>
+            </w:r>
+            <w:proofErr w:type="spellStart"/>
+            <w:r>
+              <w:rPr>
+                <w:bCs/>
+                <w:lang w:val="en-US"/>
+              </w:rPr>
+              <w:t>va</w:t>
+            </w:r>
+            <w:proofErr w:type="spellEnd"/>
+            <w:r>
+              <w:rPr>
+                <w:bCs/>
+                <w:lang w:val="en-US"/>
+              </w:rPr>
+              <w:t xml:space="preserve"> </w:t>
+            </w:r>
+            <w:proofErr w:type="spellStart"/>
+            <w:r>
+              <w:rPr>
+                <w:bCs/>
+                <w:lang w:val="en-US"/>
+              </w:rPr>
+              <w:t>asosiy</w:t>
+            </w:r>
+            <w:proofErr w:type="spellEnd"/>
+            <w:r>
+              <w:rPr>
+                <w:bCs/>
+                <w:lang w:val="en-US"/>
+              </w:rPr>
+              <w:t xml:space="preserve"> </w:t>
+            </w:r>
+            <w:proofErr w:type="spellStart"/>
+            <w:r>
+              <w:rPr>
+                <w:bCs/>
+                <w:lang w:val="en-US"/>
+              </w:rPr>
+              <w:t>tushunchalari</w:t>
+            </w:r>
+            <w:proofErr w:type="spellEnd"/>
+            <w:r>
+              <w:rPr>
+                <w:bCs/>
+                <w:lang w:val="en-US"/>
+              </w:rPr>
+              <w:t xml:space="preserve">. </w:t>
             </w:r>
           </w:p>
           <w:p>
@@ -2042,7 +2275,16 @@
                 <w:bCs/>
                 <w:lang w:val="en-US"/>
               </w:rPr>
-              <w:t>1-mash</w:t>
+              <w:t>1-</w:t>
+            </w:r>
+            <w:proofErr w:type="gramStart"/>
+            <w:r>
+              <w:rPr>
+                <w:b/>
+                <w:bCs/>
+                <w:lang w:val="en-US"/>
+              </w:rPr>
+              <w:t>mash</w:t>
             </w:r>
             <w:r>
               <w:rPr>
@@ -2052,6 +2294,7 @@
               </w:rPr>
               <w:t>g‘</w:t>
             </w:r>
+            <w:proofErr w:type="gramEnd"/>
             <w:r>
               <w:rPr>
                 <w:b/>
@@ -2071,7 +2314,167 @@
                 <w:bCs/>
                 <w:lang w:val="en-US"/>
               </w:rPr>
-              <w:t>Python dasturlash tilining klassifikatsiyasi va rivojlanish tarixi. Python dasturlash tilining asosiy tushunchalari.</w:t>
+              <w:t xml:space="preserve">Python </w:t>
+            </w:r>
+            <w:proofErr w:type="spellStart"/>
+            <w:r>
+              <w:rPr>
+                <w:bCs/>
+                <w:lang w:val="en-US"/>
+              </w:rPr>
+              <w:t>dasturlash</w:t>
+            </w:r>
+            <w:proofErr w:type="spellEnd"/>
+            <w:r>
+              <w:rPr>
+                <w:bCs/>
+                <w:lang w:val="en-US"/>
+              </w:rPr>
+              <w:t xml:space="preserve"> </w:t>
+            </w:r>
+            <w:proofErr w:type="spellStart"/>
+            <w:r>
+              <w:rPr>
+                <w:bCs/>
+                <w:lang w:val="en-US"/>
+              </w:rPr>
+              <w:t>tilining</w:t>
+            </w:r>
+            <w:proofErr w:type="spellEnd"/>
+            <w:r>
+              <w:rPr>
+                <w:bCs/>
+                <w:lang w:val="en-US"/>
+              </w:rPr>
+              <w:t xml:space="preserve"> </w:t>
+            </w:r>
+            <w:proofErr w:type="spellStart"/>
+            <w:r>
+              <w:rPr>
+                <w:bCs/>
+                <w:lang w:val="en-US"/>
+              </w:rPr>
+              <w:t>klassifikatsiyasi</w:t>
+            </w:r>
+            <w:proofErr w:type="spellEnd"/>
+            <w:r>
+              <w:rPr>
+                <w:bCs/>
+                <w:lang w:val="en-US"/>
+              </w:rPr>
+              <w:t xml:space="preserve"> </w:t>
+            </w:r>
+            <w:proofErr w:type="spellStart"/>
+            <w:r>
+              <w:rPr>
+                <w:bCs/>
+                <w:lang w:val="en-US"/>
+              </w:rPr>
+              <w:t>va</w:t>
+            </w:r>
+            <w:proofErr w:type="spellEnd"/>
+            <w:r>
+              <w:rPr>
+                <w:bCs/>
+                <w:lang w:val="en-US"/>
+              </w:rPr>
+              <w:t xml:space="preserve"> </w:t>
+            </w:r>
+            <w:proofErr w:type="spellStart"/>
+            <w:r>
+              <w:rPr>
+                <w:bCs/>
+                <w:lang w:val="en-US"/>
+              </w:rPr>
+              <w:t>rivojlanish</w:t>
+            </w:r>
+            <w:proofErr w:type="spellEnd"/>
+            <w:r>
+              <w:rPr>
+                <w:bCs/>
+                <w:lang w:val="en-US"/>
+              </w:rPr>
+              <w:t xml:space="preserve"> </w:t>
+            </w:r>
+            <w:proofErr w:type="spellStart"/>
+            <w:r>
+              <w:rPr>
+                <w:bCs/>
+                <w:lang w:val="en-US"/>
+              </w:rPr>
+              <w:t>tarixi</w:t>
+            </w:r>
+            <w:proofErr w:type="spellEnd"/>
+            <w:r>
+              <w:rPr>
+                <w:bCs/>
+                <w:lang w:val="en-US"/>
+              </w:rPr>
+              <w:t xml:space="preserve">. Python </w:t>
+            </w:r>
+            <w:proofErr w:type="spellStart"/>
+            <w:r>
+              <w:rPr>
+                <w:bCs/>
+                <w:lang w:val="en-US"/>
+              </w:rPr>
+              <w:t>dasturlash</w:t>
+            </w:r>
+            <w:proofErr w:type="spellEnd"/>
+            <w:r>
+              <w:rPr>
+                <w:bCs/>
+                <w:lang w:val="en-US"/>
+              </w:rPr>
+              <w:t xml:space="preserve"> </w:t>
+            </w:r>
+            <w:proofErr w:type="spellStart"/>
+            <w:r>
+              <w:rPr>
+                <w:bCs/>
+                <w:lang w:val="en-US"/>
+              </w:rPr>
+              <w:t>tilining</w:t>
+            </w:r>
+            <w:proofErr w:type="spellEnd"/>
+            <w:r>
+              <w:rPr>
+                <w:bCs/>
+                <w:lang w:val="en-US"/>
+              </w:rPr>
+              <w:t xml:space="preserve"> </w:t>
+            </w:r>
+            <w:proofErr w:type="spellStart"/>
+            <w:r>
+              <w:rPr>
+                <w:bCs/>
+                <w:lang w:val="en-US"/>
+              </w:rPr>
+              <w:t>asosiy</w:t>
+            </w:r>
+            <w:proofErr w:type="spellEnd"/>
+            <w:r>
+              <w:rPr>
+                <w:bCs/>
+                <w:lang w:val="en-US"/>
+              </w:rPr>
+              <w:t xml:space="preserve"> </w:t>
+            </w:r>
+            <w:proofErr w:type="spellStart"/>
+            <w:r>
+              <w:rPr>
+                <w:bCs/>
+                <w:lang w:val="en-US"/>
+              </w:rPr>
+              <w:t>tushunchalari</w:t>
+            </w:r>
+            <w:proofErr w:type="spellEnd"/>
+            <w:r>
+              <w:rPr>
+                <w:bCs/>
+                <w:lang w:val="en-US"/>
+              </w:rPr>
+              <w:t>.</w:t>
             </w:r>
           </w:p>
         </w:tc>
@@ -2306,6 +2709,7 @@
             <w:pPr>
               <w:jc w:val="center"/>
             </w:pPr>
+            <w:proofErr w:type="spellStart"/>
             <w:r>
               <w:rPr>
                 <w:color w:val="000000"/>
@@ -2313,6 +2717,7 @@
               </w:rPr>
               <w:t>Amaliy</w:t>
             </w:r>
+            <w:proofErr w:type="spellEnd"/>
           </w:p>
         </w:tc>
         <w:tc>
@@ -2369,19 +2774,133 @@
               </w:rPr>
               <w:t>“</w:t>
             </w:r>
-            <w:r>
-              <w:rPr>
-                <w:bCs/>
-                <w:lang w:val="en-US"/>
-              </w:rPr>
-              <w:t>Sun’iy intellekt asoslari</w:t>
-            </w:r>
-            <w:r>
-              <w:rPr>
-                <w:bCs/>
-                <w:lang w:val="en-US"/>
-              </w:rPr>
-              <w:t>” faniga kirish va asosiy tushunchalari.</w:t>
+            <w:proofErr w:type="spellStart"/>
+            <w:r>
+              <w:rPr>
+                <w:bCs/>
+                <w:lang w:val="en-US"/>
+              </w:rPr>
+              <w:t>Sun’iy</w:t>
+            </w:r>
+            <w:proofErr w:type="spellEnd"/>
+            <w:r>
+              <w:rPr>
+                <w:bCs/>
+                <w:lang w:val="en-US"/>
+              </w:rPr>
+              <w:t xml:space="preserve"> </w:t>
+            </w:r>
+            <w:proofErr w:type="spellStart"/>
+            <w:r>
+              <w:rPr>
+                <w:bCs/>
+                <w:lang w:val="en-US"/>
+              </w:rPr>
+              <w:t>intellekt</w:t>
+            </w:r>
+            <w:proofErr w:type="spellEnd"/>
+            <w:r>
+              <w:rPr>
+                <w:bCs/>
+                <w:lang w:val="en-US"/>
+              </w:rPr>
+              <w:t xml:space="preserve"> </w:t>
+            </w:r>
+            <w:proofErr w:type="spellStart"/>
+            <w:r>
+              <w:rPr>
+                <w:bCs/>
+                <w:lang w:val="en-US"/>
+              </w:rPr>
+              <w:t>asoslari</w:t>
+            </w:r>
+            <w:proofErr w:type="spellEnd"/>
+            <w:r>
+              <w:rPr>
+                <w:bCs/>
+                <w:lang w:val="en-US"/>
+              </w:rPr>
+              <w:t xml:space="preserve">” </w:t>
+            </w:r>
+            <w:proofErr w:type="spellStart"/>
+            <w:r>
+              <w:rPr>
+                <w:bCs/>
+                <w:lang w:val="en-US"/>
+              </w:rPr>
+              <w:t>faniga</w:t>
+            </w:r>
+            <w:proofErr w:type="spellEnd"/>
+            <w:r>
+              <w:rPr>
+                <w:bCs/>
+                <w:lang w:val="en-US"/>
+              </w:rPr>
+              <w:t xml:space="preserve"> </w:t>
+            </w:r>
+            <w:proofErr w:type="spellStart"/>
+            <w:r>
+              <w:rPr>
+                <w:bCs/>
+                <w:lang w:val="en-US"/>
+              </w:rPr>
+              <w:t>kirish</w:t>
+            </w:r>
+            <w:proofErr w:type="spellEnd"/>
+            <w:r>
+              <w:rPr>
+                <w:bCs/>
+                <w:lang w:val="en-US"/>
+              </w:rPr>
+              <w:t xml:space="preserve"> </w:t>
+            </w:r>
+            <w:proofErr w:type="spellStart"/>
+            <w:r>
+              <w:rPr>
+                <w:bCs/>
+                <w:lang w:val="en-US"/>
+              </w:rPr>
+              <w:t>va</w:t>
+            </w:r>
+            <w:proofErr w:type="spellEnd"/>
+            <w:r>
+              <w:rPr>
+                <w:bCs/>
+                <w:lang w:val="en-US"/>
+              </w:rPr>
+              <w:t xml:space="preserve"> </w:t>
+            </w:r>
+            <w:proofErr w:type="spellStart"/>
+            <w:r>
+              <w:rPr>
+                <w:bCs/>
+                <w:lang w:val="en-US"/>
+              </w:rPr>
+              <w:t>asosiy</w:t>
+            </w:r>
+            <w:proofErr w:type="spellEnd"/>
+            <w:r>
+              <w:rPr>
+                <w:bCs/>
+                <w:lang w:val="en-US"/>
+              </w:rPr>
+              <w:t xml:space="preserve"> </w:t>
+            </w:r>
+            <w:proofErr w:type="spellStart"/>
+            <w:r>
+              <w:rPr>
+                <w:bCs/>
+                <w:lang w:val="en-US"/>
+              </w:rPr>
+              <w:t>tushunchalari</w:t>
+            </w:r>
+            <w:proofErr w:type="spellEnd"/>
+            <w:r>
+              <w:rPr>
+                <w:bCs/>
+                <w:lang w:val="en-US"/>
+              </w:rPr>
+              <w:t>.</w:t>
             </w:r>
           </w:p>
           <w:p>
@@ -2410,7 +2929,16 @@
                 <w:bCs/>
                 <w:lang w:val="en-US"/>
               </w:rPr>
-              <w:t>-mash</w:t>
+              <w:t>-</w:t>
+            </w:r>
+            <w:proofErr w:type="spellStart"/>
+            <w:r>
+              <w:rPr>
+                <w:b/>
+                <w:bCs/>
+                <w:lang w:val="en-US"/>
+              </w:rPr>
+              <w:t>mash</w:t>
             </w:r>
             <w:r>
               <w:rPr>
@@ -2426,7 +2954,16 @@
                 <w:bCs/>
                 <w:lang w:val="en-US"/>
               </w:rPr>
-              <w:t>ulot.</w:t>
+              <w:t>ulot</w:t>
+            </w:r>
+            <w:proofErr w:type="spellEnd"/>
+            <w:r>
+              <w:rPr>
+                <w:b/>
+                <w:bCs/>
+                <w:lang w:val="en-US"/>
+              </w:rPr>
+              <w:t>.</w:t>
             </w:r>
             <w:r>
               <w:rPr>
@@ -2792,6 +3329,7 @@
             <w:pPr>
               <w:jc w:val="center"/>
             </w:pPr>
+            <w:proofErr w:type="spellStart"/>
             <w:r>
               <w:rPr>
                 <w:color w:val="000000"/>
@@ -2799,6 +3337,7 @@
               </w:rPr>
               <w:t>Amaliy</w:t>
             </w:r>
+            <w:proofErr w:type="spellEnd"/>
           </w:p>
         </w:tc>
         <w:tc>
@@ -2855,19 +3394,133 @@
               </w:rPr>
               <w:t>“</w:t>
             </w:r>
-            <w:r>
-              <w:rPr>
-                <w:bCs/>
-                <w:lang w:val="en-US"/>
-              </w:rPr>
-              <w:t>Sun’iy intellekt asoslari</w:t>
-            </w:r>
-            <w:r>
-              <w:rPr>
-                <w:bCs/>
-                <w:lang w:val="en-US"/>
-              </w:rPr>
-              <w:t>” faniga kirish va asosiy tushunchalari.</w:t>
+            <w:proofErr w:type="spellStart"/>
+            <w:r>
+              <w:rPr>
+                <w:bCs/>
+                <w:lang w:val="en-US"/>
+              </w:rPr>
+              <w:t>Sun’iy</w:t>
+            </w:r>
+            <w:proofErr w:type="spellEnd"/>
+            <w:r>
+              <w:rPr>
+                <w:bCs/>
+                <w:lang w:val="en-US"/>
+              </w:rPr>
+              <w:t xml:space="preserve"> </w:t>
+            </w:r>
+            <w:proofErr w:type="spellStart"/>
+            <w:r>
+              <w:rPr>
+                <w:bCs/>
+                <w:lang w:val="en-US"/>
+              </w:rPr>
+              <w:t>intellekt</w:t>
+            </w:r>
+            <w:proofErr w:type="spellEnd"/>
+            <w:r>
+              <w:rPr>
+                <w:bCs/>
+                <w:lang w:val="en-US"/>
+              </w:rPr>
+              <w:t xml:space="preserve"> </w:t>
+            </w:r>
+            <w:proofErr w:type="spellStart"/>
+            <w:r>
+              <w:rPr>
+                <w:bCs/>
+                <w:lang w:val="en-US"/>
+              </w:rPr>
+              <w:t>asoslari</w:t>
+            </w:r>
+            <w:proofErr w:type="spellEnd"/>
+            <w:r>
+              <w:rPr>
+                <w:bCs/>
+                <w:lang w:val="en-US"/>
+              </w:rPr>
+              <w:t xml:space="preserve">” </w:t>
+            </w:r>
+            <w:proofErr w:type="spellStart"/>
+            <w:r>
+              <w:rPr>
+                <w:bCs/>
+                <w:lang w:val="en-US"/>
+              </w:rPr>
+              <w:t>faniga</w:t>
+            </w:r>
+            <w:proofErr w:type="spellEnd"/>
+            <w:r>
+              <w:rPr>
+                <w:bCs/>
+                <w:lang w:val="en-US"/>
+              </w:rPr>
+              <w:t xml:space="preserve"> </w:t>
+            </w:r>
+            <w:proofErr w:type="spellStart"/>
+            <w:r>
+              <w:rPr>
+                <w:bCs/>
+                <w:lang w:val="en-US"/>
+              </w:rPr>
+              <w:t>kirish</w:t>
+            </w:r>
+            <w:proofErr w:type="spellEnd"/>
+            <w:r>
+              <w:rPr>
+                <w:bCs/>
+                <w:lang w:val="en-US"/>
+              </w:rPr>
+              <w:t xml:space="preserve"> </w:t>
+            </w:r>
+            <w:proofErr w:type="spellStart"/>
+            <w:r>
+              <w:rPr>
+                <w:bCs/>
+                <w:lang w:val="en-US"/>
+              </w:rPr>
+              <w:t>va</w:t>
+            </w:r>
+            <w:proofErr w:type="spellEnd"/>
+            <w:r>
+              <w:rPr>
+                <w:bCs/>
+                <w:lang w:val="en-US"/>
+              </w:rPr>
+              <w:t xml:space="preserve"> </w:t>
+            </w:r>
+            <w:proofErr w:type="spellStart"/>
+            <w:r>
+              <w:rPr>
+                <w:bCs/>
+                <w:lang w:val="en-US"/>
+              </w:rPr>
+              <w:t>asosiy</w:t>
+            </w:r>
+            <w:proofErr w:type="spellEnd"/>
+            <w:r>
+              <w:rPr>
+                <w:bCs/>
+                <w:lang w:val="en-US"/>
+              </w:rPr>
+              <w:t xml:space="preserve"> </w:t>
+            </w:r>
+            <w:proofErr w:type="spellStart"/>
+            <w:r>
+              <w:rPr>
+                <w:bCs/>
+                <w:lang w:val="en-US"/>
+              </w:rPr>
+              <w:t>tushunchalari</w:t>
+            </w:r>
+            <w:proofErr w:type="spellEnd"/>
+            <w:r>
+              <w:rPr>
+                <w:bCs/>
+                <w:lang w:val="en-US"/>
+              </w:rPr>
+              <w:t>.</w:t>
             </w:r>
           </w:p>
           <w:p>
@@ -2896,7 +3549,16 @@
                 <w:bCs/>
                 <w:lang w:val="en-US"/>
               </w:rPr>
-              <w:t>-mash</w:t>
+              <w:t>-</w:t>
+            </w:r>
+            <w:proofErr w:type="spellStart"/>
+            <w:r>
+              <w:rPr>
+                <w:b/>
+                <w:bCs/>
+                <w:lang w:val="en-US"/>
+              </w:rPr>
+              <w:t>mash</w:t>
             </w:r>
             <w:r>
               <w:rPr>
@@ -2912,7 +3574,16 @@
                 <w:bCs/>
                 <w:lang w:val="en-US"/>
               </w:rPr>
-              <w:t>ulot.</w:t>
+              <w:t>ulot</w:t>
+            </w:r>
+            <w:proofErr w:type="spellEnd"/>
+            <w:r>
+              <w:rPr>
+                <w:b/>
+                <w:bCs/>
+                <w:lang w:val="en-US"/>
+              </w:rPr>
+              <w:t>.</w:t>
             </w:r>
             <w:r>
               <w:rPr>
@@ -3285,6 +3956,7 @@
             <w:pPr>
               <w:jc w:val="center"/>
             </w:pPr>
+            <w:proofErr w:type="spellStart"/>
             <w:r>
               <w:rPr>
                 <w:color w:val="000000"/>
@@ -3292,6 +3964,7 @@
               </w:rPr>
               <w:t>Amaliy</w:t>
             </w:r>
+            <w:proofErr w:type="spellEnd"/>
           </w:p>
         </w:tc>
         <w:tc>
@@ -3348,19 +4021,133 @@
               </w:rPr>
               <w:t>“</w:t>
             </w:r>
-            <w:r>
-              <w:rPr>
-                <w:bCs/>
-                <w:lang w:val="en-US"/>
-              </w:rPr>
-              <w:t>Sun’iy intellekt asoslari</w:t>
-            </w:r>
-            <w:r>
-              <w:rPr>
-                <w:bCs/>
-                <w:lang w:val="en-US"/>
-              </w:rPr>
-              <w:t>” faniga kirish va asosiy tushunchalari.</w:t>
+            <w:proofErr w:type="spellStart"/>
+            <w:r>
+              <w:rPr>
+                <w:bCs/>
+                <w:lang w:val="en-US"/>
+              </w:rPr>
+              <w:t>Sun’iy</w:t>
+            </w:r>
+            <w:proofErr w:type="spellEnd"/>
+            <w:r>
+              <w:rPr>
+                <w:bCs/>
+                <w:lang w:val="en-US"/>
+              </w:rPr>
+              <w:t xml:space="preserve"> </w:t>
+            </w:r>
+            <w:proofErr w:type="spellStart"/>
+            <w:r>
+              <w:rPr>
+                <w:bCs/>
+                <w:lang w:val="en-US"/>
+              </w:rPr>
+              <w:t>intellekt</w:t>
+            </w:r>
+            <w:proofErr w:type="spellEnd"/>
+            <w:r>
+              <w:rPr>
+                <w:bCs/>
+                <w:lang w:val="en-US"/>
+              </w:rPr>
+              <w:t xml:space="preserve"> </w:t>
+            </w:r>
+            <w:proofErr w:type="spellStart"/>
+            <w:r>
+              <w:rPr>
+                <w:bCs/>
+                <w:lang w:val="en-US"/>
+              </w:rPr>
+              <w:t>asoslari</w:t>
+            </w:r>
+            <w:proofErr w:type="spellEnd"/>
+            <w:r>
+              <w:rPr>
+                <w:bCs/>
+                <w:lang w:val="en-US"/>
+              </w:rPr>
+              <w:t xml:space="preserve">” </w:t>
+            </w:r>
+            <w:proofErr w:type="spellStart"/>
+            <w:r>
+              <w:rPr>
+                <w:bCs/>
+                <w:lang w:val="en-US"/>
+              </w:rPr>
+              <w:t>faniga</w:t>
+            </w:r>
+            <w:proofErr w:type="spellEnd"/>
+            <w:r>
+              <w:rPr>
+                <w:bCs/>
+                <w:lang w:val="en-US"/>
+              </w:rPr>
+              <w:t xml:space="preserve"> </w:t>
+            </w:r>
+            <w:proofErr w:type="spellStart"/>
+            <w:r>
+              <w:rPr>
+                <w:bCs/>
+                <w:lang w:val="en-US"/>
+              </w:rPr>
+              <w:t>kirish</w:t>
+            </w:r>
+            <w:proofErr w:type="spellEnd"/>
+            <w:r>
+              <w:rPr>
+                <w:bCs/>
+                <w:lang w:val="en-US"/>
+              </w:rPr>
+              <w:t xml:space="preserve"> </w:t>
+            </w:r>
+            <w:proofErr w:type="spellStart"/>
+            <w:r>
+              <w:rPr>
+                <w:bCs/>
+                <w:lang w:val="en-US"/>
+              </w:rPr>
+              <w:t>va</w:t>
+            </w:r>
+            <w:proofErr w:type="spellEnd"/>
+            <w:r>
+              <w:rPr>
+                <w:bCs/>
+                <w:lang w:val="en-US"/>
+              </w:rPr>
+              <w:t xml:space="preserve"> </w:t>
+            </w:r>
+            <w:proofErr w:type="spellStart"/>
+            <w:r>
+              <w:rPr>
+                <w:bCs/>
+                <w:lang w:val="en-US"/>
+              </w:rPr>
+              <w:t>asosiy</w:t>
+            </w:r>
+            <w:proofErr w:type="spellEnd"/>
+            <w:r>
+              <w:rPr>
+                <w:bCs/>
+                <w:lang w:val="en-US"/>
+              </w:rPr>
+              <w:t xml:space="preserve"> </w:t>
+            </w:r>
+            <w:proofErr w:type="spellStart"/>
+            <w:r>
+              <w:rPr>
+                <w:bCs/>
+                <w:lang w:val="en-US"/>
+              </w:rPr>
+              <w:t>tushunchalari</w:t>
+            </w:r>
+            <w:proofErr w:type="spellEnd"/>
+            <w:r>
+              <w:rPr>
+                <w:bCs/>
+                <w:lang w:val="en-US"/>
+              </w:rPr>
+              <w:t>.</w:t>
             </w:r>
           </w:p>
           <w:p>
@@ -3377,7 +4164,16 @@
                 <w:bCs/>
                 <w:lang w:val="en-US"/>
               </w:rPr>
-              <w:t>4-mash</w:t>
+              <w:t>4-</w:t>
+            </w:r>
+            <w:proofErr w:type="gramStart"/>
+            <w:r>
+              <w:rPr>
+                <w:b/>
+                <w:bCs/>
+                <w:lang w:val="en-US"/>
+              </w:rPr>
+              <w:t>mash</w:t>
             </w:r>
             <w:r>
               <w:rPr>
@@ -3387,6 +4183,7 @@
               </w:rPr>
               <w:t>g‘</w:t>
             </w:r>
+            <w:proofErr w:type="gramEnd"/>
             <w:r>
               <w:rPr>
                 <w:b/>
@@ -3801,6 +4598,7 @@
             <w:pPr>
               <w:jc w:val="center"/>
             </w:pPr>
+            <w:proofErr w:type="spellStart"/>
             <w:r>
               <w:rPr>
                 <w:color w:val="000000"/>
@@ -3808,6 +4606,7 @@
               </w:rPr>
               <w:t>Amaliy</w:t>
             </w:r>
+            <w:proofErr w:type="spellEnd"/>
           </w:p>
         </w:tc>
         <w:tc>
@@ -3863,20 +4662,127 @@
               </w:rPr>
               <w:t>“</w:t>
             </w:r>
-            <w:r>
-              <w:rPr>
-                <w:bCs/>
-                <w:lang w:val="en-US"/>
-              </w:rPr>
-              <w:t>Sun’iy intellekt asoslari</w:t>
-            </w:r>
-            <w:r>
-              <w:rPr>
-                <w:bCs/>
-                <w:lang w:val="en-US"/>
-              </w:rPr>
-              <w:t>” faniga kirish va asosiy tushunchalari</w:t>
-            </w:r>
+            <w:proofErr w:type="spellStart"/>
+            <w:r>
+              <w:rPr>
+                <w:bCs/>
+                <w:lang w:val="en-US"/>
+              </w:rPr>
+              <w:t>Sun’iy</w:t>
+            </w:r>
+            <w:proofErr w:type="spellEnd"/>
+            <w:r>
+              <w:rPr>
+                <w:bCs/>
+                <w:lang w:val="en-US"/>
+              </w:rPr>
+              <w:t xml:space="preserve"> </w:t>
+            </w:r>
+            <w:proofErr w:type="spellStart"/>
+            <w:r>
+              <w:rPr>
+                <w:bCs/>
+                <w:lang w:val="en-US"/>
+              </w:rPr>
+              <w:t>intellekt</w:t>
+            </w:r>
+            <w:proofErr w:type="spellEnd"/>
+            <w:r>
+              <w:rPr>
+                <w:bCs/>
+                <w:lang w:val="en-US"/>
+              </w:rPr>
+              <w:t xml:space="preserve"> </w:t>
+            </w:r>
+            <w:proofErr w:type="spellStart"/>
+            <w:r>
+              <w:rPr>
+                <w:bCs/>
+                <w:lang w:val="en-US"/>
+              </w:rPr>
+              <w:t>asoslari</w:t>
+            </w:r>
+            <w:proofErr w:type="spellEnd"/>
+            <w:r>
+              <w:rPr>
+                <w:bCs/>
+                <w:lang w:val="en-US"/>
+              </w:rPr>
+              <w:t xml:space="preserve">” </w:t>
+            </w:r>
+            <w:proofErr w:type="spellStart"/>
+            <w:r>
+              <w:rPr>
+                <w:bCs/>
+                <w:lang w:val="en-US"/>
+              </w:rPr>
+              <w:t>faniga</w:t>
+            </w:r>
+            <w:proofErr w:type="spellEnd"/>
+            <w:r>
+              <w:rPr>
+                <w:bCs/>
+                <w:lang w:val="en-US"/>
+              </w:rPr>
+              <w:t xml:space="preserve"> </w:t>
+            </w:r>
+            <w:proofErr w:type="spellStart"/>
+            <w:r>
+              <w:rPr>
+                <w:bCs/>
+                <w:lang w:val="en-US"/>
+              </w:rPr>
+              <w:t>kirish</w:t>
+            </w:r>
+            <w:proofErr w:type="spellEnd"/>
+            <w:r>
+              <w:rPr>
+                <w:bCs/>
+                <w:lang w:val="en-US"/>
+              </w:rPr>
+              <w:t xml:space="preserve"> </w:t>
+            </w:r>
+            <w:proofErr w:type="spellStart"/>
+            <w:r>
+              <w:rPr>
+                <w:bCs/>
+                <w:lang w:val="en-US"/>
+              </w:rPr>
+              <w:t>va</w:t>
+            </w:r>
+            <w:proofErr w:type="spellEnd"/>
+            <w:r>
+              <w:rPr>
+                <w:bCs/>
+                <w:lang w:val="en-US"/>
+              </w:rPr>
+              <w:t xml:space="preserve"> </w:t>
+            </w:r>
+            <w:proofErr w:type="spellStart"/>
+            <w:r>
+              <w:rPr>
+                <w:bCs/>
+                <w:lang w:val="en-US"/>
+              </w:rPr>
+              <w:t>asosiy</w:t>
+            </w:r>
+            <w:proofErr w:type="spellEnd"/>
+            <w:r>
+              <w:rPr>
+                <w:bCs/>
+                <w:lang w:val="en-US"/>
+              </w:rPr>
+              <w:t xml:space="preserve"> </w:t>
+            </w:r>
+            <w:proofErr w:type="spellStart"/>
+            <w:r>
+              <w:rPr>
+                <w:bCs/>
+                <w:lang w:val="en-US"/>
+              </w:rPr>
+              <w:t>tushunchalari</w:t>
+            </w:r>
+            <w:proofErr w:type="spellEnd"/>
             <w:r>
               <w:rPr>
                 <w:lang w:val="uz-Cyrl-UZ"/>
@@ -4308,6 +5214,7 @@
             <w:pPr>
               <w:jc w:val="center"/>
             </w:pPr>
+            <w:proofErr w:type="spellStart"/>
             <w:r>
               <w:rPr>
                 <w:color w:val="000000"/>
@@ -4315,6 +5222,7 @@
               </w:rPr>
               <w:t>Amaliy</w:t>
             </w:r>
+            <w:proofErr w:type="spellEnd"/>
           </w:p>
         </w:tc>
         <w:tc>
@@ -4355,7 +5263,119 @@
                 <w:bCs/>
                 <w:lang w:val="en-US"/>
               </w:rPr>
-              <w:t>“Python dasturlash tili” faniga kirish va asosiy tushunchalari.</w:t>
+              <w:t xml:space="preserve">“Python </w:t>
+            </w:r>
+            <w:proofErr w:type="spellStart"/>
+            <w:r>
+              <w:rPr>
+                <w:bCs/>
+                <w:lang w:val="en-US"/>
+              </w:rPr>
+              <w:t>dasturlash</w:t>
+            </w:r>
+            <w:proofErr w:type="spellEnd"/>
+            <w:r>
+              <w:rPr>
+                <w:bCs/>
+                <w:lang w:val="en-US"/>
+              </w:rPr>
+              <w:t xml:space="preserve"> </w:t>
+            </w:r>
+            <w:proofErr w:type="spellStart"/>
+            <w:r>
+              <w:rPr>
+                <w:bCs/>
+                <w:lang w:val="en-US"/>
+              </w:rPr>
+              <w:t>tili</w:t>
+            </w:r>
+            <w:proofErr w:type="spellEnd"/>
+            <w:r>
+              <w:rPr>
+                <w:bCs/>
+                <w:lang w:val="en-US"/>
+              </w:rPr>
+              <w:t xml:space="preserve">” </w:t>
+            </w:r>
+            <w:proofErr w:type="spellStart"/>
+            <w:r>
+              <w:rPr>
+                <w:bCs/>
+                <w:lang w:val="en-US"/>
+              </w:rPr>
+              <w:t>faniga</w:t>
+            </w:r>
+            <w:proofErr w:type="spellEnd"/>
+            <w:r>
+              <w:rPr>
+                <w:bCs/>
+                <w:lang w:val="en-US"/>
+              </w:rPr>
+              <w:t xml:space="preserve"> </w:t>
+            </w:r>
+            <w:proofErr w:type="spellStart"/>
+            <w:r>
+              <w:rPr>
+                <w:bCs/>
+                <w:lang w:val="en-US"/>
+              </w:rPr>
+              <w:t>kirish</w:t>
+            </w:r>
+            <w:proofErr w:type="spellEnd"/>
+            <w:r>
+              <w:rPr>
+                <w:bCs/>
+                <w:lang w:val="en-US"/>
+              </w:rPr>
+              <w:t xml:space="preserve"> </w:t>
+            </w:r>
+            <w:proofErr w:type="spellStart"/>
+            <w:r>
+              <w:rPr>
+                <w:bCs/>
+                <w:lang w:val="en-US"/>
+              </w:rPr>
+              <w:t>va</w:t>
+            </w:r>
+            <w:proofErr w:type="spellEnd"/>
+            <w:r>
+              <w:rPr>
+                <w:bCs/>
+                <w:lang w:val="en-US"/>
+              </w:rPr>
+              <w:t xml:space="preserve"> </w:t>
+            </w:r>
+            <w:proofErr w:type="spellStart"/>
+            <w:r>
+              <w:rPr>
+                <w:bCs/>
+                <w:lang w:val="en-US"/>
+              </w:rPr>
+              <w:t>asosiy</w:t>
+            </w:r>
+            <w:proofErr w:type="spellEnd"/>
+            <w:r>
+              <w:rPr>
+                <w:bCs/>
+                <w:lang w:val="en-US"/>
+              </w:rPr>
+              <w:t xml:space="preserve"> </w:t>
+            </w:r>
+            <w:proofErr w:type="spellStart"/>
+            <w:r>
+              <w:rPr>
+                <w:bCs/>
+                <w:lang w:val="en-US"/>
+              </w:rPr>
+              <w:t>tushunchalari</w:t>
+            </w:r>
+            <w:proofErr w:type="spellEnd"/>
+            <w:r>
+              <w:rPr>
+                <w:bCs/>
+                <w:lang w:val="en-US"/>
+              </w:rPr>
+              <w:t>.</w:t>
             </w:r>
           </w:p>
           <w:p>
@@ -4374,7 +5394,27 @@
                 <w:color w:val="000000"/>
                 <w:lang w:val="en-US"/>
               </w:rPr>
-              <w:t>6-mashg‘ulot.</w:t>
+              <w:t>6-</w:t>
+            </w:r>
+            <w:proofErr w:type="gramStart"/>
+            <w:r>
+              <w:rPr>
+                <w:b/>
+                <w:bCs/>
+                <w:color w:val="000000"/>
+                <w:lang w:val="en-US"/>
+              </w:rPr>
+              <w:t>mashg‘</w:t>
+            </w:r>
+            <w:proofErr w:type="gramEnd"/>
+            <w:r>
+              <w:rPr>
+                <w:b/>
+                <w:bCs/>
+                <w:color w:val="000000"/>
+                <w:lang w:val="en-US"/>
+              </w:rPr>
+              <w:t>ulot.</w:t>
             </w:r>
             <w:r>
               <w:rPr>
@@ -4761,6 +5801,7 @@
             <w:pPr>
               <w:jc w:val="center"/>
             </w:pPr>
+            <w:proofErr w:type="spellStart"/>
             <w:r>
               <w:rPr>
                 <w:color w:val="000000"/>
@@ -4768,6 +5809,7 @@
               </w:rPr>
               <w:t>Amaliy</w:t>
             </w:r>
+            <w:proofErr w:type="spellEnd"/>
           </w:p>
         </w:tc>
         <w:tc>
@@ -4808,7 +5850,119 @@
                 <w:bCs/>
                 <w:lang w:val="en-US"/>
               </w:rPr>
-              <w:t>“Python dasturlash tili” faniga kirish va asosiy tushunchalari.</w:t>
+              <w:t xml:space="preserve">“Python </w:t>
+            </w:r>
+            <w:proofErr w:type="spellStart"/>
+            <w:r>
+              <w:rPr>
+                <w:bCs/>
+                <w:lang w:val="en-US"/>
+              </w:rPr>
+              <w:t>dasturlash</w:t>
+            </w:r>
+            <w:proofErr w:type="spellEnd"/>
+            <w:r>
+              <w:rPr>
+                <w:bCs/>
+                <w:lang w:val="en-US"/>
+              </w:rPr>
+              <w:t xml:space="preserve"> </w:t>
+            </w:r>
+            <w:proofErr w:type="spellStart"/>
+            <w:r>
+              <w:rPr>
+                <w:bCs/>
+                <w:lang w:val="en-US"/>
+              </w:rPr>
+              <w:t>tili</w:t>
+            </w:r>
+            <w:proofErr w:type="spellEnd"/>
+            <w:r>
+              <w:rPr>
+                <w:bCs/>
+                <w:lang w:val="en-US"/>
+              </w:rPr>
+              <w:t xml:space="preserve">” </w:t>
+            </w:r>
+            <w:proofErr w:type="spellStart"/>
+            <w:r>
+              <w:rPr>
+                <w:bCs/>
+                <w:lang w:val="en-US"/>
+              </w:rPr>
+              <w:t>faniga</w:t>
+            </w:r>
+            <w:proofErr w:type="spellEnd"/>
+            <w:r>
+              <w:rPr>
+                <w:bCs/>
+                <w:lang w:val="en-US"/>
+              </w:rPr>
+              <w:t xml:space="preserve"> </w:t>
+            </w:r>
+            <w:proofErr w:type="spellStart"/>
+            <w:r>
+              <w:rPr>
+                <w:bCs/>
+                <w:lang w:val="en-US"/>
+              </w:rPr>
+              <w:t>kirish</w:t>
+            </w:r>
+            <w:proofErr w:type="spellEnd"/>
+            <w:r>
+              <w:rPr>
+                <w:bCs/>
+                <w:lang w:val="en-US"/>
+              </w:rPr>
+              <w:t xml:space="preserve"> </w:t>
+            </w:r>
+            <w:proofErr w:type="spellStart"/>
+            <w:r>
+              <w:rPr>
+                <w:bCs/>
+                <w:lang w:val="en-US"/>
+              </w:rPr>
+              <w:t>va</w:t>
+            </w:r>
+            <w:proofErr w:type="spellEnd"/>
+            <w:r>
+              <w:rPr>
+                <w:bCs/>
+                <w:lang w:val="en-US"/>
+              </w:rPr>
+              <w:t xml:space="preserve"> </w:t>
+            </w:r>
+            <w:proofErr w:type="spellStart"/>
+            <w:r>
+              <w:rPr>
+                <w:bCs/>
+                <w:lang w:val="en-US"/>
+              </w:rPr>
+              <w:t>asosiy</w:t>
+            </w:r>
+            <w:proofErr w:type="spellEnd"/>
+            <w:r>
+              <w:rPr>
+                <w:bCs/>
+                <w:lang w:val="en-US"/>
+              </w:rPr>
+              <w:t xml:space="preserve"> </w:t>
+            </w:r>
+            <w:proofErr w:type="spellStart"/>
+            <w:r>
+              <w:rPr>
+                <w:bCs/>
+                <w:lang w:val="en-US"/>
+              </w:rPr>
+              <w:t>tushunchalari</w:t>
+            </w:r>
+            <w:proofErr w:type="spellEnd"/>
+            <w:r>
+              <w:rPr>
+                <w:bCs/>
+                <w:lang w:val="en-US"/>
+              </w:rPr>
+              <w:t>.</w:t>
             </w:r>
           </w:p>
           <w:p>
@@ -4830,7 +5984,27 @@
                 <w:color w:val="000000"/>
                 <w:lang w:val="en-US"/>
               </w:rPr>
-              <w:t>7-mashg‘ulot.</w:t>
+              <w:t>7-</w:t>
+            </w:r>
+            <w:proofErr w:type="gramStart"/>
+            <w:r>
+              <w:rPr>
+                <w:b/>
+                <w:bCs/>
+                <w:color w:val="000000"/>
+                <w:lang w:val="en-US"/>
+              </w:rPr>
+              <w:t>mashg‘</w:t>
+            </w:r>
+            <w:proofErr w:type="gramEnd"/>
+            <w:r>
+              <w:rPr>
+                <w:b/>
+                <w:bCs/>
+                <w:color w:val="000000"/>
+                <w:lang w:val="en-US"/>
+              </w:rPr>
+              <w:t>ulot.</w:t>
             </w:r>
             <w:r>
               <w:rPr>
@@ -5219,6 +6393,7 @@
             <w:pPr>
               <w:jc w:val="center"/>
             </w:pPr>
+            <w:proofErr w:type="spellStart"/>
             <w:r>
               <w:rPr>
                 <w:color w:val="000000"/>
@@ -5226,6 +6401,7 @@
               </w:rPr>
               <w:t>Amaliy</w:t>
             </w:r>
+            <w:proofErr w:type="spellEnd"/>
           </w:p>
         </w:tc>
         <w:tc>
@@ -5266,7 +6442,119 @@
                 <w:bCs/>
                 <w:lang w:val="en-US"/>
               </w:rPr>
-              <w:t>“Python dasturlash tili” faniga kirish va asosiy tushunchalari.</w:t>
+              <w:t xml:space="preserve">“Python </w:t>
+            </w:r>
+            <w:proofErr w:type="spellStart"/>
+            <w:r>
+              <w:rPr>
+                <w:bCs/>
+                <w:lang w:val="en-US"/>
+              </w:rPr>
+              <w:t>dasturlash</w:t>
+            </w:r>
+            <w:proofErr w:type="spellEnd"/>
+            <w:r>
+              <w:rPr>
+                <w:bCs/>
+                <w:lang w:val="en-US"/>
+              </w:rPr>
+              <w:t xml:space="preserve"> </w:t>
+            </w:r>
+            <w:proofErr w:type="spellStart"/>
+            <w:r>
+              <w:rPr>
+                <w:bCs/>
+                <w:lang w:val="en-US"/>
+              </w:rPr>
+              <w:t>tili</w:t>
+            </w:r>
+            <w:proofErr w:type="spellEnd"/>
+            <w:r>
+              <w:rPr>
+                <w:bCs/>
+                <w:lang w:val="en-US"/>
+              </w:rPr>
+              <w:t xml:space="preserve">” </w:t>
+            </w:r>
+            <w:proofErr w:type="spellStart"/>
+            <w:r>
+              <w:rPr>
+                <w:bCs/>
+                <w:lang w:val="en-US"/>
+              </w:rPr>
+              <w:t>faniga</w:t>
+            </w:r>
+            <w:proofErr w:type="spellEnd"/>
+            <w:r>
+              <w:rPr>
+                <w:bCs/>
+                <w:lang w:val="en-US"/>
+              </w:rPr>
+              <w:t xml:space="preserve"> </w:t>
+            </w:r>
+            <w:proofErr w:type="spellStart"/>
+            <w:r>
+              <w:rPr>
+                <w:bCs/>
+                <w:lang w:val="en-US"/>
+              </w:rPr>
+              <w:t>kirish</w:t>
+            </w:r>
+            <w:proofErr w:type="spellEnd"/>
+            <w:r>
+              <w:rPr>
+                <w:bCs/>
+                <w:lang w:val="en-US"/>
+              </w:rPr>
+              <w:t xml:space="preserve"> </w:t>
+            </w:r>
+            <w:proofErr w:type="spellStart"/>
+            <w:r>
+              <w:rPr>
+                <w:bCs/>
+                <w:lang w:val="en-US"/>
+              </w:rPr>
+              <w:t>va</w:t>
+            </w:r>
+            <w:proofErr w:type="spellEnd"/>
+            <w:r>
+              <w:rPr>
+                <w:bCs/>
+                <w:lang w:val="en-US"/>
+              </w:rPr>
+              <w:t xml:space="preserve"> </w:t>
+            </w:r>
+            <w:proofErr w:type="spellStart"/>
+            <w:r>
+              <w:rPr>
+                <w:bCs/>
+                <w:lang w:val="en-US"/>
+              </w:rPr>
+              <w:t>asosiy</w:t>
+            </w:r>
+            <w:proofErr w:type="spellEnd"/>
+            <w:r>
+              <w:rPr>
+                <w:bCs/>
+                <w:lang w:val="en-US"/>
+              </w:rPr>
+              <w:t xml:space="preserve"> </w:t>
+            </w:r>
+            <w:proofErr w:type="spellStart"/>
+            <w:r>
+              <w:rPr>
+                <w:bCs/>
+                <w:lang w:val="en-US"/>
+              </w:rPr>
+              <w:t>tushunchalari</w:t>
+            </w:r>
+            <w:proofErr w:type="spellEnd"/>
+            <w:r>
+              <w:rPr>
+                <w:bCs/>
+                <w:lang w:val="en-US"/>
+              </w:rPr>
+              <w:t>.</w:t>
             </w:r>
           </w:p>
           <w:p>
@@ -5288,7 +6576,27 @@
                 <w:color w:val="000000"/>
                 <w:lang w:val="en-US"/>
               </w:rPr>
-              <w:t>8-mashg‘ulot.</w:t>
+              <w:t>8-</w:t>
+            </w:r>
+            <w:proofErr w:type="gramStart"/>
+            <w:r>
+              <w:rPr>
+                <w:b/>
+                <w:bCs/>
+                <w:color w:val="000000"/>
+                <w:lang w:val="en-US"/>
+              </w:rPr>
+              <w:t>mashg‘</w:t>
+            </w:r>
+            <w:proofErr w:type="gramEnd"/>
+            <w:r>
+              <w:rPr>
+                <w:b/>
+                <w:bCs/>
+                <w:color w:val="000000"/>
+                <w:lang w:val="en-US"/>
+              </w:rPr>
+              <w:t>ulot.</w:t>
             </w:r>
             <w:r>
               <w:rPr>
@@ -5668,6 +6976,7 @@
             <w:pPr>
               <w:jc w:val="center"/>
             </w:pPr>
+            <w:proofErr w:type="spellStart"/>
             <w:r>
               <w:rPr>
                 <w:color w:val="000000"/>
@@ -5675,6 +6984,7 @@
               </w:rPr>
               <w:t>Amaliy</w:t>
             </w:r>
+            <w:proofErr w:type="spellEnd"/>
           </w:p>
         </w:tc>
         <w:tc>
@@ -5715,7 +7025,119 @@
                 <w:bCs/>
                 <w:lang w:val="en-US"/>
               </w:rPr>
-              <w:t>“Python dasturlash tili” faniga kirish va asosiy tushunchalari.</w:t>
+              <w:t xml:space="preserve">“Python </w:t>
+            </w:r>
+            <w:proofErr w:type="spellStart"/>
+            <w:r>
+              <w:rPr>
+                <w:bCs/>
+                <w:lang w:val="en-US"/>
+              </w:rPr>
+              <w:t>dasturlash</w:t>
+            </w:r>
+            <w:proofErr w:type="spellEnd"/>
+            <w:r>
+              <w:rPr>
+                <w:bCs/>
+                <w:lang w:val="en-US"/>
+              </w:rPr>
+              <w:t xml:space="preserve"> </w:t>
+            </w:r>
+            <w:proofErr w:type="spellStart"/>
+            <w:r>
+              <w:rPr>
+                <w:bCs/>
+                <w:lang w:val="en-US"/>
+              </w:rPr>
+              <w:t>tili</w:t>
+            </w:r>
+            <w:proofErr w:type="spellEnd"/>
+            <w:r>
+              <w:rPr>
+                <w:bCs/>
+                <w:lang w:val="en-US"/>
+              </w:rPr>
+              <w:t xml:space="preserve">” </w:t>
+            </w:r>
+            <w:proofErr w:type="spellStart"/>
+            <w:r>
+              <w:rPr>
+                <w:bCs/>
+                <w:lang w:val="en-US"/>
+              </w:rPr>
+              <w:t>faniga</w:t>
+            </w:r>
+            <w:proofErr w:type="spellEnd"/>
+            <w:r>
+              <w:rPr>
+                <w:bCs/>
+                <w:lang w:val="en-US"/>
+              </w:rPr>
+              <w:t xml:space="preserve"> </w:t>
+            </w:r>
+            <w:proofErr w:type="spellStart"/>
+            <w:r>
+              <w:rPr>
+                <w:bCs/>
+                <w:lang w:val="en-US"/>
+              </w:rPr>
+              <w:t>kirish</w:t>
+            </w:r>
+            <w:proofErr w:type="spellEnd"/>
+            <w:r>
+              <w:rPr>
+                <w:bCs/>
+                <w:lang w:val="en-US"/>
+              </w:rPr>
+              <w:t xml:space="preserve"> </w:t>
+            </w:r>
+            <w:proofErr w:type="spellStart"/>
+            <w:r>
+              <w:rPr>
+                <w:bCs/>
+                <w:lang w:val="en-US"/>
+              </w:rPr>
+              <w:t>va</w:t>
+            </w:r>
+            <w:proofErr w:type="spellEnd"/>
+            <w:r>
+              <w:rPr>
+                <w:bCs/>
+                <w:lang w:val="en-US"/>
+              </w:rPr>
+              <w:t xml:space="preserve"> </w:t>
+            </w:r>
+            <w:proofErr w:type="spellStart"/>
+            <w:r>
+              <w:rPr>
+                <w:bCs/>
+                <w:lang w:val="en-US"/>
+              </w:rPr>
+              <w:t>asosiy</w:t>
+            </w:r>
+            <w:proofErr w:type="spellEnd"/>
+            <w:r>
+              <w:rPr>
+                <w:bCs/>
+                <w:lang w:val="en-US"/>
+              </w:rPr>
+              <w:t xml:space="preserve"> </w:t>
+            </w:r>
+            <w:proofErr w:type="spellStart"/>
+            <w:r>
+              <w:rPr>
+                <w:bCs/>
+                <w:lang w:val="en-US"/>
+              </w:rPr>
+              <w:t>tushunchalari</w:t>
+            </w:r>
+            <w:proofErr w:type="spellEnd"/>
+            <w:r>
+              <w:rPr>
+                <w:bCs/>
+                <w:lang w:val="en-US"/>
+              </w:rPr>
+              <w:t>.</w:t>
             </w:r>
           </w:p>
           <w:p>
@@ -5733,7 +7155,27 @@
                 <w:color w:val="000000"/>
                 <w:lang w:val="en-US"/>
               </w:rPr>
-              <w:t>9-mashg‘ulot.</w:t>
+              <w:t>9-</w:t>
+            </w:r>
+            <w:proofErr w:type="gramStart"/>
+            <w:r>
+              <w:rPr>
+                <w:b/>
+                <w:bCs/>
+                <w:color w:val="000000"/>
+                <w:lang w:val="en-US"/>
+              </w:rPr>
+              <w:t>mashg‘</w:t>
+            </w:r>
+            <w:proofErr w:type="gramEnd"/>
+            <w:r>
+              <w:rPr>
+                <w:b/>
+                <w:bCs/>
+                <w:color w:val="000000"/>
+                <w:lang w:val="en-US"/>
+              </w:rPr>
+              <w:t>ulot.</w:t>
             </w:r>
             <w:r>
               <w:rPr>
@@ -5748,13 +7190,72 @@
               </w:rPr>
               <w:t xml:space="preserve"> </w:t>
             </w:r>
+            <w:proofErr w:type="spellStart"/>
             <w:r>
               <w:rPr>
                 <w:szCs w:val="20"/>
                 <w:lang w:val="en-US"/>
               </w:rPr>
-              <w:t>Pythonda “Lug‘at” bilan ishlash</w:t>
-            </w:r>
+              <w:t>Pythonda</w:t>
+            </w:r>
+            <w:proofErr w:type="spellEnd"/>
+            <w:r>
+              <w:rPr>
+                <w:szCs w:val="20"/>
+                <w:lang w:val="en-US"/>
+              </w:rPr>
+              <w:t xml:space="preserve"> “</w:t>
+            </w:r>
+            <w:proofErr w:type="spellStart"/>
+            <w:proofErr w:type="gramStart"/>
+            <w:r>
+              <w:rPr>
+                <w:szCs w:val="20"/>
+                <w:lang w:val="en-US"/>
+              </w:rPr>
+              <w:t>Lug‘</w:t>
+            </w:r>
+            <w:proofErr w:type="gramEnd"/>
+            <w:r>
+              <w:rPr>
+                <w:szCs w:val="20"/>
+                <w:lang w:val="en-US"/>
+              </w:rPr>
+              <w:t>at</w:t>
+            </w:r>
+            <w:proofErr w:type="spellEnd"/>
+            <w:r>
+              <w:rPr>
+                <w:szCs w:val="20"/>
+                <w:lang w:val="en-US"/>
+              </w:rPr>
+              <w:t xml:space="preserve">” </w:t>
+            </w:r>
+            <w:proofErr w:type="spellStart"/>
+            <w:r>
+              <w:rPr>
+                <w:szCs w:val="20"/>
+                <w:lang w:val="en-US"/>
+              </w:rPr>
+              <w:t>bilan</w:t>
+            </w:r>
+            <w:proofErr w:type="spellEnd"/>
+            <w:r>
+              <w:rPr>
+                <w:szCs w:val="20"/>
+                <w:lang w:val="en-US"/>
+              </w:rPr>
+              <w:t xml:space="preserve"> </w:t>
+            </w:r>
+            <w:proofErr w:type="spellStart"/>
+            <w:r>
+              <w:rPr>
+                <w:szCs w:val="20"/>
+                <w:lang w:val="en-US"/>
+              </w:rPr>
+              <w:t>ishlash</w:t>
+            </w:r>
+            <w:proofErr w:type="spellEnd"/>
             <w:r>
               <w:rPr>
                 <w:lang w:val="uz-Cyrl-UZ"/>
@@ -6119,6 +7620,7 @@
             <w:pPr>
               <w:jc w:val="center"/>
             </w:pPr>
+            <w:proofErr w:type="spellStart"/>
             <w:r>
               <w:rPr>
                 <w:color w:val="000000"/>
@@ -6126,6 +7628,7 @@
               </w:rPr>
               <w:t>Amaliy</w:t>
             </w:r>
+            <w:proofErr w:type="spellEnd"/>
           </w:p>
         </w:tc>
         <w:tc>
@@ -6166,7 +7669,119 @@
                 <w:bCs/>
                 <w:lang w:val="en-US"/>
               </w:rPr>
-              <w:t>“Python dasturlash tili” faniga kirish va asosiy tushunchalari.</w:t>
+              <w:t xml:space="preserve">“Python </w:t>
+            </w:r>
+            <w:proofErr w:type="spellStart"/>
+            <w:r>
+              <w:rPr>
+                <w:bCs/>
+                <w:lang w:val="en-US"/>
+              </w:rPr>
+              <w:t>dasturlash</w:t>
+            </w:r>
+            <w:proofErr w:type="spellEnd"/>
+            <w:r>
+              <w:rPr>
+                <w:bCs/>
+                <w:lang w:val="en-US"/>
+              </w:rPr>
+              <w:t xml:space="preserve"> </w:t>
+            </w:r>
+            <w:proofErr w:type="spellStart"/>
+            <w:r>
+              <w:rPr>
+                <w:bCs/>
+                <w:lang w:val="en-US"/>
+              </w:rPr>
+              <w:t>tili</w:t>
+            </w:r>
+            <w:proofErr w:type="spellEnd"/>
+            <w:r>
+              <w:rPr>
+                <w:bCs/>
+                <w:lang w:val="en-US"/>
+              </w:rPr>
+              <w:t xml:space="preserve">” </w:t>
+            </w:r>
+            <w:proofErr w:type="spellStart"/>
+            <w:r>
+              <w:rPr>
+                <w:bCs/>
+                <w:lang w:val="en-US"/>
+              </w:rPr>
+              <w:t>faniga</w:t>
+            </w:r>
+            <w:proofErr w:type="spellEnd"/>
+            <w:r>
+              <w:rPr>
+                <w:bCs/>
+                <w:lang w:val="en-US"/>
+              </w:rPr>
+              <w:t xml:space="preserve"> </w:t>
+            </w:r>
+            <w:proofErr w:type="spellStart"/>
+            <w:r>
+              <w:rPr>
+                <w:bCs/>
+                <w:lang w:val="en-US"/>
+              </w:rPr>
+              <w:t>kirish</w:t>
+            </w:r>
+            <w:proofErr w:type="spellEnd"/>
+            <w:r>
+              <w:rPr>
+                <w:bCs/>
+                <w:lang w:val="en-US"/>
+              </w:rPr>
+              <w:t xml:space="preserve"> </w:t>
+            </w:r>
+            <w:proofErr w:type="spellStart"/>
+            <w:r>
+              <w:rPr>
+                <w:bCs/>
+                <w:lang w:val="en-US"/>
+              </w:rPr>
+              <w:t>va</w:t>
+            </w:r>
+            <w:proofErr w:type="spellEnd"/>
+            <w:r>
+              <w:rPr>
+                <w:bCs/>
+                <w:lang w:val="en-US"/>
+              </w:rPr>
+              <w:t xml:space="preserve"> </w:t>
+            </w:r>
+            <w:proofErr w:type="spellStart"/>
+            <w:r>
+              <w:rPr>
+                <w:bCs/>
+                <w:lang w:val="en-US"/>
+              </w:rPr>
+              <w:t>asosiy</w:t>
+            </w:r>
+            <w:proofErr w:type="spellEnd"/>
+            <w:r>
+              <w:rPr>
+                <w:bCs/>
+                <w:lang w:val="en-US"/>
+              </w:rPr>
+              <w:t xml:space="preserve"> </w:t>
+            </w:r>
+            <w:proofErr w:type="spellStart"/>
+            <w:r>
+              <w:rPr>
+                <w:bCs/>
+                <w:lang w:val="en-US"/>
+              </w:rPr>
+              <w:t>tushunchalari</w:t>
+            </w:r>
+            <w:proofErr w:type="spellEnd"/>
+            <w:r>
+              <w:rPr>
+                <w:bCs/>
+                <w:lang w:val="en-US"/>
+              </w:rPr>
+              <w:t>.</w:t>
             </w:r>
           </w:p>
           <w:p>
@@ -6186,7 +7801,27 @@
                 <w:color w:val="000000"/>
                 <w:lang w:val="en-US"/>
               </w:rPr>
-              <w:t>10-mashg‘ulot.</w:t>
+              <w:t>10-</w:t>
+            </w:r>
+            <w:proofErr w:type="gramStart"/>
+            <w:r>
+              <w:rPr>
+                <w:b/>
+                <w:bCs/>
+                <w:color w:val="000000"/>
+                <w:lang w:val="en-US"/>
+              </w:rPr>
+              <w:t>mashg‘</w:t>
+            </w:r>
+            <w:proofErr w:type="gramEnd"/>
+            <w:r>
+              <w:rPr>
+                <w:b/>
+                <w:bCs/>
+                <w:color w:val="000000"/>
+                <w:lang w:val="en-US"/>
+              </w:rPr>
+              <w:t>ulot.</w:t>
             </w:r>
             <w:r>
               <w:rPr>
@@ -6567,6 +8202,7 @@
             <w:pPr>
               <w:jc w:val="center"/>
             </w:pPr>
+            <w:proofErr w:type="spellStart"/>
             <w:r>
               <w:rPr>
                 <w:color w:val="000000"/>
@@ -6574,6 +8210,7 @@
               </w:rPr>
               <w:t>Amaliy</w:t>
             </w:r>
+            <w:proofErr w:type="spellEnd"/>
           </w:p>
         </w:tc>
         <w:tc>
@@ -6614,7 +8251,119 @@
                 <w:bCs/>
                 <w:lang w:val="en-US"/>
               </w:rPr>
-              <w:t>“Python dasturlash tili” faniga kirish va asosiy tushunchalari.</w:t>
+              <w:t xml:space="preserve">“Python </w:t>
+            </w:r>
+            <w:proofErr w:type="spellStart"/>
+            <w:r>
+              <w:rPr>
+                <w:bCs/>
+                <w:lang w:val="en-US"/>
+              </w:rPr>
+              <w:t>dasturlash</w:t>
+            </w:r>
+            <w:proofErr w:type="spellEnd"/>
+            <w:r>
+              <w:rPr>
+                <w:bCs/>
+                <w:lang w:val="en-US"/>
+              </w:rPr>
+              <w:t xml:space="preserve"> </w:t>
+            </w:r>
+            <w:proofErr w:type="spellStart"/>
+            <w:r>
+              <w:rPr>
+                <w:bCs/>
+                <w:lang w:val="en-US"/>
+              </w:rPr>
+              <w:t>tili</w:t>
+            </w:r>
+            <w:proofErr w:type="spellEnd"/>
+            <w:r>
+              <w:rPr>
+                <w:bCs/>
+                <w:lang w:val="en-US"/>
+              </w:rPr>
+              <w:t xml:space="preserve">” </w:t>
+            </w:r>
+            <w:proofErr w:type="spellStart"/>
+            <w:r>
+              <w:rPr>
+                <w:bCs/>
+                <w:lang w:val="en-US"/>
+              </w:rPr>
+              <w:t>faniga</w:t>
+            </w:r>
+            <w:proofErr w:type="spellEnd"/>
+            <w:r>
+              <w:rPr>
+                <w:bCs/>
+                <w:lang w:val="en-US"/>
+              </w:rPr>
+              <w:t xml:space="preserve"> </w:t>
+            </w:r>
+            <w:proofErr w:type="spellStart"/>
+            <w:r>
+              <w:rPr>
+                <w:bCs/>
+                <w:lang w:val="en-US"/>
+              </w:rPr>
+              <w:t>kirish</w:t>
+            </w:r>
+            <w:proofErr w:type="spellEnd"/>
+            <w:r>
+              <w:rPr>
+                <w:bCs/>
+                <w:lang w:val="en-US"/>
+              </w:rPr>
+              <w:t xml:space="preserve"> </w:t>
+            </w:r>
+            <w:proofErr w:type="spellStart"/>
+            <w:r>
+              <w:rPr>
+                <w:bCs/>
+                <w:lang w:val="en-US"/>
+              </w:rPr>
+              <w:t>va</w:t>
+            </w:r>
+            <w:proofErr w:type="spellEnd"/>
+            <w:r>
+              <w:rPr>
+                <w:bCs/>
+                <w:lang w:val="en-US"/>
+              </w:rPr>
+              <w:t xml:space="preserve"> </w:t>
+            </w:r>
+            <w:proofErr w:type="spellStart"/>
+            <w:r>
+              <w:rPr>
+                <w:bCs/>
+                <w:lang w:val="en-US"/>
+              </w:rPr>
+              <w:t>asosiy</w:t>
+            </w:r>
+            <w:proofErr w:type="spellEnd"/>
+            <w:r>
+              <w:rPr>
+                <w:bCs/>
+                <w:lang w:val="en-US"/>
+              </w:rPr>
+              <w:t xml:space="preserve"> </w:t>
+            </w:r>
+            <w:proofErr w:type="spellStart"/>
+            <w:r>
+              <w:rPr>
+                <w:bCs/>
+                <w:lang w:val="en-US"/>
+              </w:rPr>
+              <w:t>tushunchalari</w:t>
+            </w:r>
+            <w:proofErr w:type="spellEnd"/>
+            <w:r>
+              <w:rPr>
+                <w:bCs/>
+                <w:lang w:val="en-US"/>
+              </w:rPr>
+              <w:t>.</w:t>
             </w:r>
           </w:p>
           <w:p>
@@ -6633,7 +8382,27 @@
                 <w:color w:val="000000"/>
                 <w:lang w:val="en-US"/>
               </w:rPr>
-              <w:t>11-mashg‘ulot</w:t>
+              <w:t>11-</w:t>
+            </w:r>
+            <w:proofErr w:type="gramStart"/>
+            <w:r>
+              <w:rPr>
+                <w:b/>
+                <w:bCs/>
+                <w:color w:val="000000"/>
+                <w:lang w:val="en-US"/>
+              </w:rPr>
+              <w:t>mashg‘</w:t>
+            </w:r>
+            <w:proofErr w:type="gramEnd"/>
+            <w:r>
+              <w:rPr>
+                <w:b/>
+                <w:bCs/>
+                <w:color w:val="000000"/>
+                <w:lang w:val="en-US"/>
+              </w:rPr>
+              <w:t>ulot</w:t>
             </w:r>
             <w:r>
               <w:rPr>
@@ -6655,13 +8424,79 @@
               </w:rPr>
               <w:t xml:space="preserve"> </w:t>
             </w:r>
+            <w:proofErr w:type="spellStart"/>
             <w:r>
               <w:rPr>
                 <w:szCs w:val="28"/>
                 <w:lang w:val="en-US"/>
               </w:rPr>
-              <w:t>Fayllar va kataloglar bilan ishlash</w:t>
-            </w:r>
+              <w:t>Fayllar</w:t>
+            </w:r>
+            <w:proofErr w:type="spellEnd"/>
+            <w:r>
+              <w:rPr>
+                <w:szCs w:val="28"/>
+                <w:lang w:val="en-US"/>
+              </w:rPr>
+              <w:t xml:space="preserve"> </w:t>
+            </w:r>
+            <w:proofErr w:type="spellStart"/>
+            <w:r>
+              <w:rPr>
+                <w:szCs w:val="28"/>
+                <w:lang w:val="en-US"/>
+              </w:rPr>
+              <w:t>va</w:t>
+            </w:r>
+            <w:proofErr w:type="spellEnd"/>
+            <w:r>
+              <w:rPr>
+                <w:szCs w:val="28"/>
+                <w:lang w:val="en-US"/>
+              </w:rPr>
+              <w:t xml:space="preserve"> </w:t>
+            </w:r>
+            <w:proofErr w:type="spellStart"/>
+            <w:r>
+              <w:rPr>
+                <w:szCs w:val="28"/>
+                <w:lang w:val="en-US"/>
+              </w:rPr>
+              <w:t>kataloglar</w:t>
+            </w:r>
+            <w:proofErr w:type="spellEnd"/>
+            <w:r>
+              <w:rPr>
+                <w:szCs w:val="28"/>
+                <w:lang w:val="en-US"/>
+              </w:rPr>
+              <w:t xml:space="preserve"> </w:t>
+            </w:r>
+            <w:proofErr w:type="spellStart"/>
+            <w:r>
+              <w:rPr>
+                <w:szCs w:val="28"/>
+                <w:lang w:val="en-US"/>
+              </w:rPr>
+              <w:t>bilan</w:t>
+            </w:r>
+            <w:proofErr w:type="spellEnd"/>
+            <w:r>
+              <w:rPr>
+                <w:szCs w:val="28"/>
+                <w:lang w:val="en-US"/>
+              </w:rPr>
+              <w:t xml:space="preserve"> </w:t>
+            </w:r>
+            <w:proofErr w:type="spellStart"/>
+            <w:r>
+              <w:rPr>
+                <w:szCs w:val="28"/>
+                <w:lang w:val="en-US"/>
+              </w:rPr>
+              <w:t>ishlash</w:t>
+            </w:r>
+            <w:proofErr w:type="spellEnd"/>
             <w:r>
               <w:rPr>
                 <w:lang w:val="en-US"/>
@@ -7033,6 +8868,7 @@
             <w:pPr>
               <w:jc w:val="center"/>
             </w:pPr>
+            <w:proofErr w:type="spellStart"/>
             <w:r>
               <w:rPr>
                 <w:color w:val="000000"/>
@@ -7040,6 +8876,7 @@
               </w:rPr>
               <w:t>Amaliy</w:t>
             </w:r>
+            <w:proofErr w:type="spellEnd"/>
           </w:p>
         </w:tc>
         <w:tc>
@@ -7080,7 +8917,119 @@
                 <w:bCs/>
                 <w:lang w:val="en-US"/>
               </w:rPr>
-              <w:t>“Python dasturlash tili” faniga kirish va asosiy tushunchalari.</w:t>
+              <w:t xml:space="preserve">“Python </w:t>
+            </w:r>
+            <w:proofErr w:type="spellStart"/>
+            <w:r>
+              <w:rPr>
+                <w:bCs/>
+                <w:lang w:val="en-US"/>
+              </w:rPr>
+              <w:t>dasturlash</w:t>
+            </w:r>
+            <w:proofErr w:type="spellEnd"/>
+            <w:r>
+              <w:rPr>
+                <w:bCs/>
+                <w:lang w:val="en-US"/>
+              </w:rPr>
+              <w:t xml:space="preserve"> </w:t>
+            </w:r>
+            <w:proofErr w:type="spellStart"/>
+            <w:r>
+              <w:rPr>
+                <w:bCs/>
+                <w:lang w:val="en-US"/>
+              </w:rPr>
+              <w:t>tili</w:t>
+            </w:r>
+            <w:proofErr w:type="spellEnd"/>
+            <w:r>
+              <w:rPr>
+                <w:bCs/>
+                <w:lang w:val="en-US"/>
+              </w:rPr>
+              <w:t xml:space="preserve">” </w:t>
+            </w:r>
+            <w:proofErr w:type="spellStart"/>
+            <w:r>
+              <w:rPr>
+                <w:bCs/>
+                <w:lang w:val="en-US"/>
+              </w:rPr>
+              <w:t>faniga</w:t>
+            </w:r>
+            <w:proofErr w:type="spellEnd"/>
+            <w:r>
+              <w:rPr>
+                <w:bCs/>
+                <w:lang w:val="en-US"/>
+              </w:rPr>
+              <w:t xml:space="preserve"> </w:t>
+            </w:r>
+            <w:proofErr w:type="spellStart"/>
+            <w:r>
+              <w:rPr>
+                <w:bCs/>
+                <w:lang w:val="en-US"/>
+              </w:rPr>
+              <w:t>kirish</w:t>
+            </w:r>
+            <w:proofErr w:type="spellEnd"/>
+            <w:r>
+              <w:rPr>
+                <w:bCs/>
+                <w:lang w:val="en-US"/>
+              </w:rPr>
+              <w:t xml:space="preserve"> </w:t>
+            </w:r>
+            <w:proofErr w:type="spellStart"/>
+            <w:r>
+              <w:rPr>
+                <w:bCs/>
+                <w:lang w:val="en-US"/>
+              </w:rPr>
+              <w:t>va</w:t>
+            </w:r>
+            <w:proofErr w:type="spellEnd"/>
+            <w:r>
+              <w:rPr>
+                <w:bCs/>
+                <w:lang w:val="en-US"/>
+              </w:rPr>
+              <w:t xml:space="preserve"> </w:t>
+            </w:r>
+            <w:proofErr w:type="spellStart"/>
+            <w:r>
+              <w:rPr>
+                <w:bCs/>
+                <w:lang w:val="en-US"/>
+              </w:rPr>
+              <w:t>asosiy</w:t>
+            </w:r>
+            <w:proofErr w:type="spellEnd"/>
+            <w:r>
+              <w:rPr>
+                <w:bCs/>
+                <w:lang w:val="en-US"/>
+              </w:rPr>
+              <w:t xml:space="preserve"> </w:t>
+            </w:r>
+            <w:proofErr w:type="spellStart"/>
+            <w:r>
+              <w:rPr>
+                <w:bCs/>
+                <w:lang w:val="en-US"/>
+              </w:rPr>
+              <w:t>tushunchalari</w:t>
+            </w:r>
+            <w:proofErr w:type="spellEnd"/>
+            <w:r>
+              <w:rPr>
+                <w:bCs/>
+                <w:lang w:val="en-US"/>
+              </w:rPr>
+              <w:t>.</w:t>
             </w:r>
           </w:p>
           <w:p>
@@ -7099,7 +9048,27 @@
                 <w:color w:val="000000"/>
                 <w:lang w:val="en-US"/>
               </w:rPr>
-              <w:t>12-mashg‘ulot.</w:t>
+              <w:t>12-</w:t>
+            </w:r>
+            <w:proofErr w:type="gramStart"/>
+            <w:r>
+              <w:rPr>
+                <w:b/>
+                <w:bCs/>
+                <w:color w:val="000000"/>
+                <w:lang w:val="en-US"/>
+              </w:rPr>
+              <w:t>mashg‘</w:t>
+            </w:r>
+            <w:proofErr w:type="gramEnd"/>
+            <w:r>
+              <w:rPr>
+                <w:b/>
+                <w:bCs/>
+                <w:color w:val="000000"/>
+                <w:lang w:val="en-US"/>
+              </w:rPr>
+              <w:t>ulot.</w:t>
             </w:r>
             <w:r>
               <w:rPr>
@@ -7114,14 +9083,34 @@
               </w:rPr>
               <w:t xml:space="preserve"> </w:t>
             </w:r>
+            <w:proofErr w:type="spellStart"/>
             <w:r>
               <w:rPr>
                 <w:bCs/>
                 <w:szCs w:val="20"/>
                 <w:lang w:val="en-US"/>
               </w:rPr>
-              <w:t>Pythonda OOP asoslari</w:t>
-            </w:r>
+              <w:t>Pythonda</w:t>
+            </w:r>
+            <w:proofErr w:type="spellEnd"/>
+            <w:r>
+              <w:rPr>
+                <w:bCs/>
+                <w:szCs w:val="20"/>
+                <w:lang w:val="en-US"/>
+              </w:rPr>
+              <w:t xml:space="preserve"> OOP </w:t>
+            </w:r>
+            <w:proofErr w:type="spellStart"/>
+            <w:r>
+              <w:rPr>
+                <w:bCs/>
+                <w:szCs w:val="20"/>
+                <w:lang w:val="en-US"/>
+              </w:rPr>
+              <w:t>asoslari</w:t>
+            </w:r>
+            <w:proofErr w:type="spellEnd"/>
             <w:r>
               <w:rPr>
                 <w:bCs/>
@@ -7487,6 +9476,7 @@
             <w:pPr>
               <w:jc w:val="center"/>
             </w:pPr>
+            <w:proofErr w:type="spellStart"/>
             <w:r>
               <w:rPr>
                 <w:color w:val="000000"/>
@@ -7494,6 +9484,7 @@
               </w:rPr>
               <w:t>Amaliy</w:t>
             </w:r>
+            <w:proofErr w:type="spellEnd"/>
           </w:p>
         </w:tc>
         <w:tc>
@@ -7534,7 +9525,119 @@
                 <w:bCs/>
                 <w:lang w:val="en-US"/>
               </w:rPr>
-              <w:t>“Python dasturlash tili” faniga kirish va asosiy tushunchalari.</w:t>
+              <w:t xml:space="preserve">“Python </w:t>
+            </w:r>
+            <w:proofErr w:type="spellStart"/>
+            <w:r>
+              <w:rPr>
+                <w:bCs/>
+                <w:lang w:val="en-US"/>
+              </w:rPr>
+              <w:t>dasturlash</w:t>
+            </w:r>
+            <w:proofErr w:type="spellEnd"/>
+            <w:r>
+              <w:rPr>
+                <w:bCs/>
+                <w:lang w:val="en-US"/>
+              </w:rPr>
+              <w:t xml:space="preserve"> </w:t>
+            </w:r>
+            <w:proofErr w:type="spellStart"/>
+            <w:r>
+              <w:rPr>
+                <w:bCs/>
+                <w:lang w:val="en-US"/>
+              </w:rPr>
+              <w:t>tili</w:t>
+            </w:r>
+            <w:proofErr w:type="spellEnd"/>
+            <w:r>
+              <w:rPr>
+                <w:bCs/>
+                <w:lang w:val="en-US"/>
+              </w:rPr>
+              <w:t xml:space="preserve">” </w:t>
+            </w:r>
+            <w:proofErr w:type="spellStart"/>
+            <w:r>
+              <w:rPr>
+                <w:bCs/>
+                <w:lang w:val="en-US"/>
+              </w:rPr>
+              <w:t>faniga</w:t>
+            </w:r>
+            <w:proofErr w:type="spellEnd"/>
+            <w:r>
+              <w:rPr>
+                <w:bCs/>
+                <w:lang w:val="en-US"/>
+              </w:rPr>
+              <w:t xml:space="preserve"> </w:t>
+            </w:r>
+            <w:proofErr w:type="spellStart"/>
+            <w:r>
+              <w:rPr>
+                <w:bCs/>
+                <w:lang w:val="en-US"/>
+              </w:rPr>
+              <w:t>kirish</w:t>
+            </w:r>
+            <w:proofErr w:type="spellEnd"/>
+            <w:r>
+              <w:rPr>
+                <w:bCs/>
+                <w:lang w:val="en-US"/>
+              </w:rPr>
+              <w:t xml:space="preserve"> </w:t>
+            </w:r>
+            <w:proofErr w:type="spellStart"/>
+            <w:r>
+              <w:rPr>
+                <w:bCs/>
+                <w:lang w:val="en-US"/>
+              </w:rPr>
+              <w:t>va</w:t>
+            </w:r>
+            <w:proofErr w:type="spellEnd"/>
+            <w:r>
+              <w:rPr>
+                <w:bCs/>
+                <w:lang w:val="en-US"/>
+              </w:rPr>
+              <w:t xml:space="preserve"> </w:t>
+            </w:r>
+            <w:proofErr w:type="spellStart"/>
+            <w:r>
+              <w:rPr>
+                <w:bCs/>
+                <w:lang w:val="en-US"/>
+              </w:rPr>
+              <w:t>asosiy</w:t>
+            </w:r>
+            <w:proofErr w:type="spellEnd"/>
+            <w:r>
+              <w:rPr>
+                <w:bCs/>
+                <w:lang w:val="en-US"/>
+              </w:rPr>
+              <w:t xml:space="preserve"> </w:t>
+            </w:r>
+            <w:proofErr w:type="spellStart"/>
+            <w:r>
+              <w:rPr>
+                <w:bCs/>
+                <w:lang w:val="en-US"/>
+              </w:rPr>
+              <w:t>tushunchalari</w:t>
+            </w:r>
+            <w:proofErr w:type="spellEnd"/>
+            <w:r>
+              <w:rPr>
+                <w:bCs/>
+                <w:lang w:val="en-US"/>
+              </w:rPr>
+              <w:t>.</w:t>
             </w:r>
           </w:p>
           <w:p>
@@ -7555,7 +9658,27 @@
                 <w:color w:val="000000"/>
                 <w:lang w:val="en-US"/>
               </w:rPr>
-              <w:t>13-mashg‘ulot</w:t>
+              <w:t>13-</w:t>
+            </w:r>
+            <w:proofErr w:type="gramStart"/>
+            <w:r>
+              <w:rPr>
+                <w:b/>
+                <w:bCs/>
+                <w:color w:val="000000"/>
+                <w:lang w:val="en-US"/>
+              </w:rPr>
+              <w:t>mashg‘</w:t>
+            </w:r>
+            <w:proofErr w:type="gramEnd"/>
+            <w:r>
+              <w:rPr>
+                <w:b/>
+                <w:bCs/>
+                <w:color w:val="000000"/>
+                <w:lang w:val="en-US"/>
+              </w:rPr>
+              <w:t>ulot</w:t>
             </w:r>
             <w:r>
               <w:rPr>
@@ -7577,13 +9700,47 @@
               </w:rPr>
               <w:t xml:space="preserve"> </w:t>
             </w:r>
+            <w:proofErr w:type="spellStart"/>
             <w:r>
               <w:rPr>
                 <w:szCs w:val="20"/>
                 <w:lang w:val="en-US"/>
               </w:rPr>
-              <w:t>Pythonda Vorislik tushunchasi</w:t>
-            </w:r>
+              <w:t>Pythonda</w:t>
+            </w:r>
+            <w:proofErr w:type="spellEnd"/>
+            <w:r>
+              <w:rPr>
+                <w:szCs w:val="20"/>
+                <w:lang w:val="en-US"/>
+              </w:rPr>
+              <w:t xml:space="preserve"> </w:t>
+            </w:r>
+            <w:proofErr w:type="spellStart"/>
+            <w:r>
+              <w:rPr>
+                <w:szCs w:val="20"/>
+                <w:lang w:val="en-US"/>
+              </w:rPr>
+              <w:t>Vorislik</w:t>
+            </w:r>
+            <w:proofErr w:type="spellEnd"/>
+            <w:r>
+              <w:rPr>
+                <w:szCs w:val="20"/>
+                <w:lang w:val="en-US"/>
+              </w:rPr>
+              <w:t xml:space="preserve"> </w:t>
+            </w:r>
+            <w:proofErr w:type="spellStart"/>
+            <w:r>
+              <w:rPr>
+                <w:szCs w:val="20"/>
+                <w:lang w:val="en-US"/>
+              </w:rPr>
+              <w:t>tushunchasi</w:t>
+            </w:r>
+            <w:proofErr w:type="spellEnd"/>
             <w:r>
               <w:rPr>
                 <w:lang w:val="en-US"/>
@@ -7946,6 +10103,7 @@
             <w:pPr>
               <w:jc w:val="center"/>
             </w:pPr>
+            <w:proofErr w:type="spellStart"/>
             <w:r>
               <w:rPr>
                 <w:color w:val="000000"/>
@@ -7953,6 +10111,7 @@
               </w:rPr>
               <w:t>Ma’ruza</w:t>
             </w:r>
+            <w:proofErr w:type="spellEnd"/>
           </w:p>
         </w:tc>
         <w:tc>
@@ -8028,7 +10187,27 @@
                 <w:color w:val="000000"/>
                 <w:lang w:val="en-US"/>
               </w:rPr>
-              <w:t>1-mashg‘ulot.</w:t>
+              <w:t>1-</w:t>
+            </w:r>
+            <w:proofErr w:type="gramStart"/>
+            <w:r>
+              <w:rPr>
+                <w:b/>
+                <w:bCs/>
+                <w:color w:val="000000"/>
+                <w:lang w:val="en-US"/>
+              </w:rPr>
+              <w:t>mashg‘</w:t>
+            </w:r>
+            <w:proofErr w:type="gramEnd"/>
+            <w:r>
+              <w:rPr>
+                <w:b/>
+                <w:bCs/>
+                <w:color w:val="000000"/>
+                <w:lang w:val="en-US"/>
+              </w:rPr>
+              <w:t>ulot.</w:t>
             </w:r>
             <w:r>
               <w:rPr>
@@ -8048,15 +10227,97 @@
                 <w:bCs/>
                 <w:lang w:val="en-US"/>
               </w:rPr>
-              <w:t xml:space="preserve">PyQt5 paketi </w:t>
-            </w:r>
-            <w:r>
-              <w:rPr>
-                <w:bCs/>
-                <w:lang w:val="en-US"/>
-              </w:rPr>
-              <w:t>va uning imkoniyatlari bilan tanishish</w:t>
-            </w:r>
+              <w:t xml:space="preserve">PyQt5 </w:t>
+            </w:r>
+            <w:proofErr w:type="spellStart"/>
+            <w:r>
+              <w:rPr>
+                <w:bCs/>
+                <w:lang w:val="en-US"/>
+              </w:rPr>
+              <w:t>paketi</w:t>
+            </w:r>
+            <w:proofErr w:type="spellEnd"/>
+            <w:r>
+              <w:rPr>
+                <w:bCs/>
+                <w:lang w:val="en-US"/>
+              </w:rPr>
+              <w:t xml:space="preserve"> </w:t>
+            </w:r>
+            <w:proofErr w:type="spellStart"/>
+            <w:r>
+              <w:rPr>
+                <w:bCs/>
+                <w:lang w:val="en-US"/>
+              </w:rPr>
+              <w:t>va</w:t>
+            </w:r>
+            <w:proofErr w:type="spellEnd"/>
+            <w:r>
+              <w:rPr>
+                <w:bCs/>
+                <w:lang w:val="en-US"/>
+              </w:rPr>
+              <w:t xml:space="preserve"> </w:t>
+            </w:r>
+            <w:proofErr w:type="spellStart"/>
+            <w:r>
+              <w:rPr>
+                <w:bCs/>
+                <w:lang w:val="en-US"/>
+              </w:rPr>
+              <w:t>uning</w:t>
+            </w:r>
+            <w:proofErr w:type="spellEnd"/>
+            <w:r>
+              <w:rPr>
+                <w:bCs/>
+                <w:lang w:val="en-US"/>
+              </w:rPr>
+              <w:t xml:space="preserve"> </w:t>
+            </w:r>
+            <w:proofErr w:type="spellStart"/>
+            <w:r>
+              <w:rPr>
+                <w:bCs/>
+                <w:lang w:val="en-US"/>
+              </w:rPr>
+              <w:t>imkoniyatlari</w:t>
+            </w:r>
+            <w:proofErr w:type="spellEnd"/>
+            <w:r>
+              <w:rPr>
+                <w:bCs/>
+                <w:lang w:val="en-US"/>
+              </w:rPr>
+              <w:t xml:space="preserve"> </w:t>
+            </w:r>
+            <w:proofErr w:type="spellStart"/>
+            <w:r>
+              <w:rPr>
+                <w:bCs/>
+                <w:lang w:val="en-US"/>
+              </w:rPr>
+              <w:t>bilan</w:t>
+            </w:r>
+            <w:proofErr w:type="spellEnd"/>
+            <w:r>
+              <w:rPr>
+                <w:bCs/>
+                <w:lang w:val="en-US"/>
+              </w:rPr>
+              <w:t xml:space="preserve"> </w:t>
+            </w:r>
+            <w:proofErr w:type="spellStart"/>
+            <w:r>
+              <w:rPr>
+                <w:bCs/>
+                <w:lang w:val="en-US"/>
+              </w:rPr>
+              <w:t>tanishish</w:t>
+            </w:r>
+            <w:proofErr w:type="spellEnd"/>
             <w:r>
               <w:rPr>
                 <w:bCs/>
@@ -8185,15 +10446,7 @@
                 <w:szCs w:val="22"/>
                 <w:lang w:val="en-US"/>
               </w:rPr>
-              <w:t>1</w:t>
-            </w:r>
-            <w:r>
-              <w:rPr>
-                <w:sz w:val="22"/>
-                <w:szCs w:val="22"/>
-                <w:lang w:val="en-US"/>
-              </w:rPr>
-              <w:t>,</w:t>
+              <w:t>1,</w:t>
             </w:r>
           </w:p>
           <w:p>
@@ -8302,6 +10555,7 @@
             <w:pPr>
               <w:jc w:val="center"/>
             </w:pPr>
+            <w:proofErr w:type="spellStart"/>
             <w:r>
               <w:rPr>
                 <w:color w:val="000000"/>
@@ -8309,6 +10563,7 @@
               </w:rPr>
               <w:t>Amaliy</w:t>
             </w:r>
+            <w:proofErr w:type="spellEnd"/>
           </w:p>
         </w:tc>
         <w:tc>
@@ -8764,6 +11019,7 @@
             <w:pPr>
               <w:jc w:val="center"/>
             </w:pPr>
+            <w:proofErr w:type="spellStart"/>
             <w:r>
               <w:rPr>
                 <w:color w:val="000000"/>
@@ -8771,6 +11027,7 @@
               </w:rPr>
               <w:t>Amaliy</w:t>
             </w:r>
+            <w:proofErr w:type="spellEnd"/>
           </w:p>
         </w:tc>
         <w:tc>
@@ -9249,6 +11506,7 @@
             <w:pPr>
               <w:jc w:val="center"/>
             </w:pPr>
+            <w:proofErr w:type="spellStart"/>
             <w:r>
               <w:rPr>
                 <w:color w:val="000000"/>
@@ -9256,6 +11514,7 @@
               </w:rPr>
               <w:t>Amaliy</w:t>
             </w:r>
+            <w:proofErr w:type="spellEnd"/>
           </w:p>
         </w:tc>
         <w:tc>
@@ -9338,7 +11597,27 @@
                 <w:color w:val="000000"/>
                 <w:lang w:val="en-US"/>
               </w:rPr>
-              <w:t>-mashg‘ulot.</w:t>
+              <w:t>-</w:t>
+            </w:r>
+            <w:proofErr w:type="gramStart"/>
+            <w:r>
+              <w:rPr>
+                <w:b/>
+                <w:bCs/>
+                <w:color w:val="000000"/>
+                <w:lang w:val="en-US"/>
+              </w:rPr>
+              <w:t>mashg‘</w:t>
+            </w:r>
+            <w:proofErr w:type="gramEnd"/>
+            <w:r>
+              <w:rPr>
+                <w:b/>
+                <w:bCs/>
+                <w:color w:val="000000"/>
+                <w:lang w:val="en-US"/>
+              </w:rPr>
+              <w:t>ulot.</w:t>
             </w:r>
             <w:r>
               <w:rPr>
@@ -9725,6 +12004,7 @@
             <w:pPr>
               <w:jc w:val="center"/>
             </w:pPr>
+            <w:proofErr w:type="spellStart"/>
             <w:r>
               <w:rPr>
                 <w:color w:val="000000"/>
@@ -9732,6 +12012,7 @@
               </w:rPr>
               <w:t>Amaliy</w:t>
             </w:r>
+            <w:proofErr w:type="spellEnd"/>
           </w:p>
         </w:tc>
         <w:tc>
@@ -9815,7 +12096,27 @@
                 <w:color w:val="000000"/>
                 <w:lang w:val="en-US"/>
               </w:rPr>
-              <w:t>-mashg‘ulot.</w:t>
+              <w:t>-</w:t>
+            </w:r>
+            <w:proofErr w:type="gramStart"/>
+            <w:r>
+              <w:rPr>
+                <w:b/>
+                <w:bCs/>
+                <w:color w:val="000000"/>
+                <w:lang w:val="en-US"/>
+              </w:rPr>
+              <w:t>mashg‘</w:t>
+            </w:r>
+            <w:proofErr w:type="gramEnd"/>
+            <w:r>
+              <w:rPr>
+                <w:b/>
+                <w:bCs/>
+                <w:color w:val="000000"/>
+                <w:lang w:val="en-US"/>
+              </w:rPr>
+              <w:t>ulot.</w:t>
             </w:r>
             <w:r>
               <w:rPr>
@@ -9830,12 +12131,56 @@
               </w:rPr>
               <w:t xml:space="preserve"> </w:t>
             </w:r>
-            <w:r>
-              <w:rPr>
-                <w:lang w:val="en-US"/>
-              </w:rPr>
-              <w:t>PyQt da rasmlar va menyular</w:t>
-            </w:r>
+            <w:proofErr w:type="spellStart"/>
+            <w:r>
+              <w:rPr>
+                <w:lang w:val="en-US"/>
+              </w:rPr>
+              <w:t>PyQt</w:t>
+            </w:r>
+            <w:proofErr w:type="spellEnd"/>
+            <w:r>
+              <w:rPr>
+                <w:lang w:val="en-US"/>
+              </w:rPr>
+              <w:t xml:space="preserve"> da </w:t>
+            </w:r>
+            <w:proofErr w:type="spellStart"/>
+            <w:r>
+              <w:rPr>
+                <w:lang w:val="en-US"/>
+              </w:rPr>
+              <w:t>rasmlar</w:t>
+            </w:r>
+            <w:proofErr w:type="spellEnd"/>
+            <w:r>
+              <w:rPr>
+                <w:lang w:val="en-US"/>
+              </w:rPr>
+              <w:t xml:space="preserve"> </w:t>
+            </w:r>
+            <w:proofErr w:type="spellStart"/>
+            <w:r>
+              <w:rPr>
+                <w:lang w:val="en-US"/>
+              </w:rPr>
+              <w:t>va</w:t>
+            </w:r>
+            <w:proofErr w:type="spellEnd"/>
+            <w:r>
+              <w:rPr>
+                <w:lang w:val="en-US"/>
+              </w:rPr>
+              <w:t xml:space="preserve"> </w:t>
+            </w:r>
+            <w:proofErr w:type="spellStart"/>
+            <w:r>
+              <w:rPr>
+                <w:lang w:val="en-US"/>
+              </w:rPr>
+              <w:t>menyular</w:t>
+            </w:r>
+            <w:proofErr w:type="spellEnd"/>
             <w:r>
               <w:rPr>
                 <w:lang w:val="uz-Cyrl-UZ"/>
@@ -10201,6 +12546,7 @@
             <w:pPr>
               <w:jc w:val="center"/>
             </w:pPr>
+            <w:proofErr w:type="spellStart"/>
             <w:r>
               <w:rPr>
                 <w:color w:val="000000"/>
@@ -10208,6 +12554,7 @@
               </w:rPr>
               <w:t>Amaliy</w:t>
             </w:r>
+            <w:proofErr w:type="spellEnd"/>
           </w:p>
         </w:tc>
         <w:tc>
@@ -10290,7 +12637,27 @@
                 <w:color w:val="000000"/>
                 <w:lang w:val="en-US"/>
               </w:rPr>
-              <w:t>-mashg‘ulot.</w:t>
+              <w:t>-</w:t>
+            </w:r>
+            <w:proofErr w:type="gramStart"/>
+            <w:r>
+              <w:rPr>
+                <w:b/>
+                <w:bCs/>
+                <w:color w:val="000000"/>
+                <w:lang w:val="en-US"/>
+              </w:rPr>
+              <w:t>mashg‘</w:t>
+            </w:r>
+            <w:proofErr w:type="gramEnd"/>
+            <w:r>
+              <w:rPr>
+                <w:b/>
+                <w:bCs/>
+                <w:color w:val="000000"/>
+                <w:lang w:val="en-US"/>
+              </w:rPr>
+              <w:t>ulot.</w:t>
             </w:r>
             <w:r>
               <w:rPr>
@@ -10305,12 +12672,56 @@
               </w:rPr>
               <w:t xml:space="preserve"> </w:t>
             </w:r>
-            <w:r>
-              <w:rPr>
-                <w:lang w:val="en-US"/>
-              </w:rPr>
-              <w:t>Matn muharriri dizaynini yaratish</w:t>
-            </w:r>
+            <w:proofErr w:type="spellStart"/>
+            <w:r>
+              <w:rPr>
+                <w:lang w:val="en-US"/>
+              </w:rPr>
+              <w:t>Matn</w:t>
+            </w:r>
+            <w:proofErr w:type="spellEnd"/>
+            <w:r>
+              <w:rPr>
+                <w:lang w:val="en-US"/>
+              </w:rPr>
+              <w:t xml:space="preserve"> </w:t>
+            </w:r>
+            <w:proofErr w:type="spellStart"/>
+            <w:r>
+              <w:rPr>
+                <w:lang w:val="en-US"/>
+              </w:rPr>
+              <w:t>muharriri</w:t>
+            </w:r>
+            <w:proofErr w:type="spellEnd"/>
+            <w:r>
+              <w:rPr>
+                <w:lang w:val="en-US"/>
+              </w:rPr>
+              <w:t xml:space="preserve"> </w:t>
+            </w:r>
+            <w:proofErr w:type="spellStart"/>
+            <w:r>
+              <w:rPr>
+                <w:lang w:val="en-US"/>
+              </w:rPr>
+              <w:t>dizaynini</w:t>
+            </w:r>
+            <w:proofErr w:type="spellEnd"/>
+            <w:r>
+              <w:rPr>
+                <w:lang w:val="en-US"/>
+              </w:rPr>
+              <w:t xml:space="preserve"> </w:t>
+            </w:r>
+            <w:proofErr w:type="spellStart"/>
+            <w:r>
+              <w:rPr>
+                <w:lang w:val="en-US"/>
+              </w:rPr>
+              <w:t>yaratish</w:t>
+            </w:r>
+            <w:proofErr w:type="spellEnd"/>
             <w:r>
               <w:rPr>
                 <w:lang w:val="en-US"/>
@@ -10675,6 +13086,7 @@
             <w:pPr>
               <w:jc w:val="center"/>
             </w:pPr>
+            <w:proofErr w:type="spellStart"/>
             <w:r>
               <w:rPr>
                 <w:color w:val="000000"/>
@@ -10682,6 +13094,7 @@
               </w:rPr>
               <w:t>Amaliy</w:t>
             </w:r>
+            <w:proofErr w:type="spellEnd"/>
           </w:p>
         </w:tc>
         <w:tc>
@@ -10764,7 +13177,27 @@
                 <w:color w:val="000000"/>
                 <w:lang w:val="en-US"/>
               </w:rPr>
-              <w:t>-mashg‘ulot.</w:t>
+              <w:t>-</w:t>
+            </w:r>
+            <w:proofErr w:type="gramStart"/>
+            <w:r>
+              <w:rPr>
+                <w:b/>
+                <w:bCs/>
+                <w:color w:val="000000"/>
+                <w:lang w:val="en-US"/>
+              </w:rPr>
+              <w:t>mashg‘</w:t>
+            </w:r>
+            <w:proofErr w:type="gramEnd"/>
+            <w:r>
+              <w:rPr>
+                <w:b/>
+                <w:bCs/>
+                <w:color w:val="000000"/>
+                <w:lang w:val="en-US"/>
+              </w:rPr>
+              <w:t>ulot.</w:t>
             </w:r>
             <w:r>
               <w:rPr>
@@ -10779,13 +13212,63 @@
               </w:rPr>
               <w:t xml:space="preserve"> </w:t>
             </w:r>
-            <w:r>
-              <w:rPr>
-                <w:bCs/>
-                <w:lang w:val="en-US"/>
-              </w:rPr>
-              <w:t>Matn muharriri dasturini yozish</w:t>
-            </w:r>
+            <w:proofErr w:type="spellStart"/>
+            <w:r>
+              <w:rPr>
+                <w:bCs/>
+                <w:lang w:val="en-US"/>
+              </w:rPr>
+              <w:t>Matn</w:t>
+            </w:r>
+            <w:proofErr w:type="spellEnd"/>
+            <w:r>
+              <w:rPr>
+                <w:bCs/>
+                <w:lang w:val="en-US"/>
+              </w:rPr>
+              <w:t xml:space="preserve"> </w:t>
+            </w:r>
+            <w:proofErr w:type="spellStart"/>
+            <w:r>
+              <w:rPr>
+                <w:bCs/>
+                <w:lang w:val="en-US"/>
+              </w:rPr>
+              <w:t>muharriri</w:t>
+            </w:r>
+            <w:proofErr w:type="spellEnd"/>
+            <w:r>
+              <w:rPr>
+                <w:bCs/>
+                <w:lang w:val="en-US"/>
+              </w:rPr>
+              <w:t xml:space="preserve"> </w:t>
+            </w:r>
+            <w:proofErr w:type="spellStart"/>
+            <w:r>
+              <w:rPr>
+                <w:bCs/>
+                <w:lang w:val="en-US"/>
+              </w:rPr>
+              <w:t>dasturini</w:t>
+            </w:r>
+            <w:proofErr w:type="spellEnd"/>
+            <w:r>
+              <w:rPr>
+                <w:bCs/>
+                <w:lang w:val="en-US"/>
+              </w:rPr>
+              <w:t xml:space="preserve"> </w:t>
+            </w:r>
+            <w:proofErr w:type="spellStart"/>
+            <w:r>
+              <w:rPr>
+                <w:bCs/>
+                <w:lang w:val="en-US"/>
+              </w:rPr>
+              <w:t>yozish</w:t>
+            </w:r>
+            <w:proofErr w:type="spellEnd"/>
             <w:r>
               <w:rPr>
                 <w:bCs/>
@@ -11151,6 +13634,7 @@
             <w:pPr>
               <w:jc w:val="center"/>
             </w:pPr>
+            <w:proofErr w:type="spellStart"/>
             <w:r>
               <w:rPr>
                 <w:color w:val="000000"/>
@@ -11158,6 +13642,7 @@
               </w:rPr>
               <w:t>Amaliy</w:t>
             </w:r>
+            <w:proofErr w:type="spellEnd"/>
           </w:p>
         </w:tc>
         <w:tc>
@@ -11229,7 +13714,27 @@
                 <w:color w:val="000000"/>
                 <w:lang w:val="en-US"/>
               </w:rPr>
-              <w:t>8-mashg‘ulot.</w:t>
+              <w:t>8-</w:t>
+            </w:r>
+            <w:proofErr w:type="gramStart"/>
+            <w:r>
+              <w:rPr>
+                <w:b/>
+                <w:bCs/>
+                <w:color w:val="000000"/>
+                <w:lang w:val="en-US"/>
+              </w:rPr>
+              <w:t>mashg‘</w:t>
+            </w:r>
+            <w:proofErr w:type="gramEnd"/>
+            <w:r>
+              <w:rPr>
+                <w:b/>
+                <w:bCs/>
+                <w:color w:val="000000"/>
+                <w:lang w:val="en-US"/>
+              </w:rPr>
+              <w:t>ulot.</w:t>
             </w:r>
             <w:r>
               <w:rPr>
@@ -11609,6 +14114,7 @@
             <w:pPr>
               <w:jc w:val="center"/>
             </w:pPr>
+            <w:proofErr w:type="spellStart"/>
             <w:r>
               <w:rPr>
                 <w:color w:val="000000"/>
@@ -11616,6 +14122,7 @@
               </w:rPr>
               <w:t>Amaliy</w:t>
             </w:r>
+            <w:proofErr w:type="spellEnd"/>
           </w:p>
         </w:tc>
         <w:tc>
@@ -11682,7 +14189,27 @@
                 <w:color w:val="000000"/>
                 <w:lang w:val="en-US"/>
               </w:rPr>
-              <w:t>9-mashg‘ulot.</w:t>
+              <w:t>9-</w:t>
+            </w:r>
+            <w:proofErr w:type="gramStart"/>
+            <w:r>
+              <w:rPr>
+                <w:b/>
+                <w:bCs/>
+                <w:color w:val="000000"/>
+                <w:lang w:val="en-US"/>
+              </w:rPr>
+              <w:t>mashg‘</w:t>
+            </w:r>
+            <w:proofErr w:type="gramEnd"/>
+            <w:r>
+              <w:rPr>
+                <w:b/>
+                <w:bCs/>
+                <w:color w:val="000000"/>
+                <w:lang w:val="en-US"/>
+              </w:rPr>
+              <w:t>ulot.</w:t>
             </w:r>
             <w:r>
               <w:rPr>
@@ -11703,8 +14230,64 @@
                 <w:szCs w:val="20"/>
                 <w:lang w:val="en-US"/>
               </w:rPr>
-              <w:t>PyQt5 da Minesweeper o‘yini dasturini yozish</w:t>
-            </w:r>
+              <w:t xml:space="preserve">PyQt5 da Minesweeper </w:t>
+            </w:r>
+            <w:proofErr w:type="spellStart"/>
+            <w:proofErr w:type="gramStart"/>
+            <w:r>
+              <w:rPr>
+                <w:bCs/>
+                <w:szCs w:val="20"/>
+                <w:lang w:val="en-US"/>
+              </w:rPr>
+              <w:t>o‘</w:t>
+            </w:r>
+            <w:proofErr w:type="gramEnd"/>
+            <w:r>
+              <w:rPr>
+                <w:bCs/>
+                <w:szCs w:val="20"/>
+                <w:lang w:val="en-US"/>
+              </w:rPr>
+              <w:t>yini</w:t>
+            </w:r>
+            <w:proofErr w:type="spellEnd"/>
+            <w:r>
+              <w:rPr>
+                <w:bCs/>
+                <w:szCs w:val="20"/>
+                <w:lang w:val="en-US"/>
+              </w:rPr>
+              <w:t xml:space="preserve"> </w:t>
+            </w:r>
+            <w:proofErr w:type="spellStart"/>
+            <w:r>
+              <w:rPr>
+                <w:bCs/>
+                <w:szCs w:val="20"/>
+                <w:lang w:val="en-US"/>
+              </w:rPr>
+              <w:t>dasturini</w:t>
+            </w:r>
+            <w:proofErr w:type="spellEnd"/>
+            <w:r>
+              <w:rPr>
+                <w:bCs/>
+                <w:szCs w:val="20"/>
+                <w:lang w:val="en-US"/>
+              </w:rPr>
+              <w:t xml:space="preserve"> </w:t>
+            </w:r>
+            <w:proofErr w:type="spellStart"/>
+            <w:r>
+              <w:rPr>
+                <w:bCs/>
+                <w:szCs w:val="20"/>
+                <w:lang w:val="en-US"/>
+              </w:rPr>
+              <w:t>yozish</w:t>
+            </w:r>
+            <w:proofErr w:type="spellEnd"/>
             <w:r>
               <w:rPr>
                 <w:bCs/>
@@ -12068,6 +14651,7 @@
             <w:pPr>
               <w:jc w:val="center"/>
             </w:pPr>
+            <w:proofErr w:type="spellStart"/>
             <w:r>
               <w:rPr>
                 <w:color w:val="000000"/>
@@ -12075,6 +14659,7 @@
               </w:rPr>
               <w:t>Ma’ruza</w:t>
             </w:r>
+            <w:proofErr w:type="spellEnd"/>
           </w:p>
         </w:tc>
         <w:tc>
@@ -12149,7 +14734,27 @@
                 <w:color w:val="000000"/>
                 <w:lang w:val="en-US"/>
               </w:rPr>
-              <w:t>-mashg‘ulot.</w:t>
+              <w:t>-</w:t>
+            </w:r>
+            <w:proofErr w:type="gramStart"/>
+            <w:r>
+              <w:rPr>
+                <w:b/>
+                <w:bCs/>
+                <w:color w:val="000000"/>
+                <w:lang w:val="en-US"/>
+              </w:rPr>
+              <w:t>mashg‘</w:t>
+            </w:r>
+            <w:proofErr w:type="gramEnd"/>
+            <w:r>
+              <w:rPr>
+                <w:b/>
+                <w:bCs/>
+                <w:color w:val="000000"/>
+                <w:lang w:val="en-US"/>
+              </w:rPr>
+              <w:t>ulot.</w:t>
             </w:r>
             <w:r>
               <w:rPr>
@@ -12164,14 +14769,106 @@
               </w:rPr>
               <w:t xml:space="preserve"> </w:t>
             </w:r>
+            <w:proofErr w:type="spellStart"/>
             <w:r>
               <w:rPr>
                 <w:bCs/>
                 <w:szCs w:val="20"/>
                 <w:lang w:val="en-US"/>
               </w:rPr>
-              <w:t>Tarmoqda ma’lumot almashuvchi klient-server dasturini tuzish</w:t>
-            </w:r>
+              <w:t>Tarmoqda</w:t>
+            </w:r>
+            <w:proofErr w:type="spellEnd"/>
+            <w:r>
+              <w:rPr>
+                <w:bCs/>
+                <w:szCs w:val="20"/>
+                <w:lang w:val="en-US"/>
+              </w:rPr>
+              <w:t xml:space="preserve"> </w:t>
+            </w:r>
+            <w:proofErr w:type="spellStart"/>
+            <w:r>
+              <w:rPr>
+                <w:bCs/>
+                <w:szCs w:val="20"/>
+                <w:lang w:val="en-US"/>
+              </w:rPr>
+              <w:t>ma’lumot</w:t>
+            </w:r>
+            <w:proofErr w:type="spellEnd"/>
+            <w:r>
+              <w:rPr>
+                <w:bCs/>
+                <w:szCs w:val="20"/>
+                <w:lang w:val="en-US"/>
+              </w:rPr>
+              <w:t xml:space="preserve"> </w:t>
+            </w:r>
+            <w:proofErr w:type="spellStart"/>
+            <w:r>
+              <w:rPr>
+                <w:bCs/>
+                <w:szCs w:val="20"/>
+                <w:lang w:val="en-US"/>
+              </w:rPr>
+              <w:t>almashuvchi</w:t>
+            </w:r>
+            <w:proofErr w:type="spellEnd"/>
+            <w:r>
+              <w:rPr>
+                <w:bCs/>
+                <w:szCs w:val="20"/>
+                <w:lang w:val="en-US"/>
+              </w:rPr>
+              <w:t xml:space="preserve"> </w:t>
+            </w:r>
+            <w:proofErr w:type="spellStart"/>
+            <w:r>
+              <w:rPr>
+                <w:bCs/>
+                <w:szCs w:val="20"/>
+                <w:lang w:val="en-US"/>
+              </w:rPr>
+              <w:t>klient</w:t>
+            </w:r>
+            <w:proofErr w:type="spellEnd"/>
+            <w:r>
+              <w:rPr>
+                <w:bCs/>
+                <w:szCs w:val="20"/>
+                <w:lang w:val="en-US"/>
+              </w:rPr>
+              <w:t xml:space="preserve">-server </w:t>
+            </w:r>
+            <w:proofErr w:type="spellStart"/>
+            <w:r>
+              <w:rPr>
+                <w:bCs/>
+                <w:szCs w:val="20"/>
+                <w:lang w:val="en-US"/>
+              </w:rPr>
+              <w:t>dasturini</w:t>
+            </w:r>
+            <w:proofErr w:type="spellEnd"/>
+            <w:r>
+              <w:rPr>
+                <w:bCs/>
+                <w:szCs w:val="20"/>
+                <w:lang w:val="en-US"/>
+              </w:rPr>
+              <w:t xml:space="preserve"> </w:t>
+            </w:r>
+            <w:proofErr w:type="spellStart"/>
+            <w:r>
+              <w:rPr>
+                <w:bCs/>
+                <w:szCs w:val="20"/>
+                <w:lang w:val="en-US"/>
+              </w:rPr>
+              <w:t>tuzish</w:t>
+            </w:r>
+            <w:proofErr w:type="spellEnd"/>
             <w:r>
               <w:rPr>
                 <w:bCs/>
@@ -12300,15 +14997,7 @@
                 <w:szCs w:val="22"/>
                 <w:lang w:val="en-US"/>
               </w:rPr>
-              <w:t>1</w:t>
-            </w:r>
-            <w:r>
-              <w:rPr>
-                <w:sz w:val="22"/>
-                <w:szCs w:val="22"/>
-                <w:lang w:val="en-US"/>
-              </w:rPr>
-              <w:t>,</w:t>
+              <w:t>1,</w:t>
             </w:r>
           </w:p>
           <w:p>
@@ -12415,6 +15104,7 @@
             <w:pPr>
               <w:jc w:val="center"/>
             </w:pPr>
+            <w:proofErr w:type="spellStart"/>
             <w:r>
               <w:rPr>
                 <w:color w:val="000000"/>
@@ -12422,6 +15112,7 @@
               </w:rPr>
               <w:t>Amaliy</w:t>
             </w:r>
+            <w:proofErr w:type="spellEnd"/>
           </w:p>
         </w:tc>
         <w:tc>
@@ -12501,7 +15192,27 @@
                 <w:color w:val="000000"/>
                 <w:lang w:val="en-US"/>
               </w:rPr>
-              <w:t>-mashg‘ulot.</w:t>
+              <w:t>-</w:t>
+            </w:r>
+            <w:proofErr w:type="gramStart"/>
+            <w:r>
+              <w:rPr>
+                <w:b/>
+                <w:bCs/>
+                <w:color w:val="000000"/>
+                <w:lang w:val="en-US"/>
+              </w:rPr>
+              <w:t>mashg‘</w:t>
+            </w:r>
+            <w:proofErr w:type="gramEnd"/>
+            <w:r>
+              <w:rPr>
+                <w:b/>
+                <w:bCs/>
+                <w:color w:val="000000"/>
+                <w:lang w:val="en-US"/>
+              </w:rPr>
+              <w:t>ulot.</w:t>
             </w:r>
             <w:r>
               <w:rPr>
@@ -12522,8 +15233,36 @@
                 <w:szCs w:val="20"/>
                 <w:lang w:val="en-US"/>
               </w:rPr>
-              <w:t>Socket moduli bilan ishlash</w:t>
-            </w:r>
+              <w:t xml:space="preserve">Socket moduli </w:t>
+            </w:r>
+            <w:proofErr w:type="spellStart"/>
+            <w:r>
+              <w:rPr>
+                <w:bCs/>
+                <w:szCs w:val="20"/>
+                <w:lang w:val="en-US"/>
+              </w:rPr>
+              <w:t>bilan</w:t>
+            </w:r>
+            <w:proofErr w:type="spellEnd"/>
+            <w:r>
+              <w:rPr>
+                <w:bCs/>
+                <w:szCs w:val="20"/>
+                <w:lang w:val="en-US"/>
+              </w:rPr>
+              <w:t xml:space="preserve"> </w:t>
+            </w:r>
+            <w:proofErr w:type="spellStart"/>
+            <w:r>
+              <w:rPr>
+                <w:bCs/>
+                <w:szCs w:val="20"/>
+                <w:lang w:val="en-US"/>
+              </w:rPr>
+              <w:t>ishlash</w:t>
+            </w:r>
+            <w:proofErr w:type="spellEnd"/>
             <w:r>
               <w:rPr>
                 <w:bCs/>
@@ -12703,6 +15442,7 @@
             <w:pPr>
               <w:jc w:val="center"/>
             </w:pPr>
+            <w:proofErr w:type="spellStart"/>
             <w:r>
               <w:rPr>
                 <w:color w:val="000000"/>
@@ -12710,6 +15450,7 @@
               </w:rPr>
               <w:t>Amaliy</w:t>
             </w:r>
+            <w:proofErr w:type="spellEnd"/>
           </w:p>
         </w:tc>
         <w:tc>
@@ -12789,7 +15530,27 @@
                 <w:color w:val="000000"/>
                 <w:lang w:val="en-US"/>
               </w:rPr>
-              <w:t>-mashg‘ulot.</w:t>
+              <w:t>-</w:t>
+            </w:r>
+            <w:proofErr w:type="gramStart"/>
+            <w:r>
+              <w:rPr>
+                <w:b/>
+                <w:bCs/>
+                <w:color w:val="000000"/>
+                <w:lang w:val="en-US"/>
+              </w:rPr>
+              <w:t>mashg‘</w:t>
+            </w:r>
+            <w:proofErr w:type="gramEnd"/>
+            <w:r>
+              <w:rPr>
+                <w:b/>
+                <w:bCs/>
+                <w:color w:val="000000"/>
+                <w:lang w:val="en-US"/>
+              </w:rPr>
+              <w:t>ulot.</w:t>
             </w:r>
             <w:r>
               <w:rPr>
@@ -12804,14 +15565,70 @@
               </w:rPr>
               <w:t xml:space="preserve"> </w:t>
             </w:r>
+            <w:proofErr w:type="spellStart"/>
             <w:r>
               <w:rPr>
                 <w:bCs/>
                 <w:szCs w:val="20"/>
                 <w:lang w:val="en-US"/>
               </w:rPr>
-              <w:t>Pythonda TCP klient-server dasturini tuzish</w:t>
-            </w:r>
+              <w:t>Pythonda</w:t>
+            </w:r>
+            <w:proofErr w:type="spellEnd"/>
+            <w:r>
+              <w:rPr>
+                <w:bCs/>
+                <w:szCs w:val="20"/>
+                <w:lang w:val="en-US"/>
+              </w:rPr>
+              <w:t xml:space="preserve"> TCP </w:t>
+            </w:r>
+            <w:proofErr w:type="spellStart"/>
+            <w:r>
+              <w:rPr>
+                <w:bCs/>
+                <w:szCs w:val="20"/>
+                <w:lang w:val="en-US"/>
+              </w:rPr>
+              <w:t>klient</w:t>
+            </w:r>
+            <w:proofErr w:type="spellEnd"/>
+            <w:r>
+              <w:rPr>
+                <w:bCs/>
+                <w:szCs w:val="20"/>
+                <w:lang w:val="en-US"/>
+              </w:rPr>
+              <w:t xml:space="preserve">-server </w:t>
+            </w:r>
+            <w:proofErr w:type="spellStart"/>
+            <w:r>
+              <w:rPr>
+                <w:bCs/>
+                <w:szCs w:val="20"/>
+                <w:lang w:val="en-US"/>
+              </w:rPr>
+              <w:t>dasturini</w:t>
+            </w:r>
+            <w:proofErr w:type="spellEnd"/>
+            <w:r>
+              <w:rPr>
+                <w:bCs/>
+                <w:szCs w:val="20"/>
+                <w:lang w:val="en-US"/>
+              </w:rPr>
+              <w:t xml:space="preserve"> </w:t>
+            </w:r>
+            <w:proofErr w:type="spellStart"/>
+            <w:r>
+              <w:rPr>
+                <w:bCs/>
+                <w:szCs w:val="20"/>
+                <w:lang w:val="en-US"/>
+              </w:rPr>
+              <w:t>tuzish</w:t>
+            </w:r>
+            <w:proofErr w:type="spellEnd"/>
             <w:r>
               <w:rPr>
                 <w:bCs/>
@@ -13177,6 +15994,7 @@
             <w:pPr>
               <w:jc w:val="center"/>
             </w:pPr>
+            <w:proofErr w:type="spellStart"/>
             <w:r>
               <w:rPr>
                 <w:color w:val="000000"/>
@@ -13184,6 +16002,7 @@
               </w:rPr>
               <w:t>Amaliy</w:t>
             </w:r>
+            <w:proofErr w:type="spellEnd"/>
           </w:p>
         </w:tc>
         <w:tc>
@@ -13259,7 +16078,27 @@
                 <w:color w:val="000000"/>
                 <w:lang w:val="en-US"/>
               </w:rPr>
-              <w:t>-mashg‘ulot.</w:t>
+              <w:t>-</w:t>
+            </w:r>
+            <w:proofErr w:type="gramStart"/>
+            <w:r>
+              <w:rPr>
+                <w:b/>
+                <w:bCs/>
+                <w:color w:val="000000"/>
+                <w:lang w:val="en-US"/>
+              </w:rPr>
+              <w:t>mashg‘</w:t>
+            </w:r>
+            <w:proofErr w:type="gramEnd"/>
+            <w:r>
+              <w:rPr>
+                <w:b/>
+                <w:bCs/>
+                <w:color w:val="000000"/>
+                <w:lang w:val="en-US"/>
+              </w:rPr>
+              <w:t>ulot.</w:t>
             </w:r>
             <w:r>
               <w:rPr>
@@ -13280,8 +16119,54 @@
                 <w:szCs w:val="20"/>
                 <w:lang w:val="en-US"/>
               </w:rPr>
-              <w:t>TCP klient-server dasturini testlash</w:t>
-            </w:r>
+              <w:t xml:space="preserve">TCP </w:t>
+            </w:r>
+            <w:proofErr w:type="spellStart"/>
+            <w:r>
+              <w:rPr>
+                <w:bCs/>
+                <w:szCs w:val="20"/>
+                <w:lang w:val="en-US"/>
+              </w:rPr>
+              <w:t>klient</w:t>
+            </w:r>
+            <w:proofErr w:type="spellEnd"/>
+            <w:r>
+              <w:rPr>
+                <w:bCs/>
+                <w:szCs w:val="20"/>
+                <w:lang w:val="en-US"/>
+              </w:rPr>
+              <w:t xml:space="preserve">-server </w:t>
+            </w:r>
+            <w:proofErr w:type="spellStart"/>
+            <w:r>
+              <w:rPr>
+                <w:bCs/>
+                <w:szCs w:val="20"/>
+                <w:lang w:val="en-US"/>
+              </w:rPr>
+              <w:t>dasturini</w:t>
+            </w:r>
+            <w:proofErr w:type="spellEnd"/>
+            <w:r>
+              <w:rPr>
+                <w:bCs/>
+                <w:szCs w:val="20"/>
+                <w:lang w:val="en-US"/>
+              </w:rPr>
+              <w:t xml:space="preserve"> </w:t>
+            </w:r>
+            <w:proofErr w:type="spellStart"/>
+            <w:r>
+              <w:rPr>
+                <w:bCs/>
+                <w:szCs w:val="20"/>
+                <w:lang w:val="en-US"/>
+              </w:rPr>
+              <w:t>testlash</w:t>
+            </w:r>
+            <w:proofErr w:type="spellEnd"/>
             <w:r>
               <w:rPr>
                 <w:bCs/>
@@ -13647,6 +16532,7 @@
             <w:pPr>
               <w:jc w:val="center"/>
             </w:pPr>
+            <w:proofErr w:type="spellStart"/>
             <w:r>
               <w:rPr>
                 <w:color w:val="000000"/>
@@ -13654,6 +16540,7 @@
               </w:rPr>
               <w:t>Amaliy</w:t>
             </w:r>
+            <w:proofErr w:type="spellEnd"/>
           </w:p>
         </w:tc>
         <w:tc>
@@ -13729,7 +16616,27 @@
                 <w:color w:val="000000"/>
                 <w:lang w:val="en-US"/>
               </w:rPr>
-              <w:t>-mashg‘ulot.</w:t>
+              <w:t>-</w:t>
+            </w:r>
+            <w:proofErr w:type="gramStart"/>
+            <w:r>
+              <w:rPr>
+                <w:b/>
+                <w:bCs/>
+                <w:color w:val="000000"/>
+                <w:lang w:val="en-US"/>
+              </w:rPr>
+              <w:t>mashg‘</w:t>
+            </w:r>
+            <w:proofErr w:type="gramEnd"/>
+            <w:r>
+              <w:rPr>
+                <w:b/>
+                <w:bCs/>
+                <w:color w:val="000000"/>
+                <w:lang w:val="en-US"/>
+              </w:rPr>
+              <w:t>ulot.</w:t>
             </w:r>
             <w:r>
               <w:rPr>
@@ -13750,8 +16657,90 @@
                 <w:szCs w:val="20"/>
                 <w:lang w:val="en-US"/>
               </w:rPr>
-              <w:t>PyQt5 paketidan foydalanib zamonaviy chat dasturini tuzish</w:t>
-            </w:r>
+              <w:t xml:space="preserve">PyQt5 </w:t>
+            </w:r>
+            <w:proofErr w:type="spellStart"/>
+            <w:r>
+              <w:rPr>
+                <w:bCs/>
+                <w:szCs w:val="20"/>
+                <w:lang w:val="en-US"/>
+              </w:rPr>
+              <w:t>paketidan</w:t>
+            </w:r>
+            <w:proofErr w:type="spellEnd"/>
+            <w:r>
+              <w:rPr>
+                <w:bCs/>
+                <w:szCs w:val="20"/>
+                <w:lang w:val="en-US"/>
+              </w:rPr>
+              <w:t xml:space="preserve"> </w:t>
+            </w:r>
+            <w:proofErr w:type="spellStart"/>
+            <w:r>
+              <w:rPr>
+                <w:bCs/>
+                <w:szCs w:val="20"/>
+                <w:lang w:val="en-US"/>
+              </w:rPr>
+              <w:t>foydalanib</w:t>
+            </w:r>
+            <w:proofErr w:type="spellEnd"/>
+            <w:r>
+              <w:rPr>
+                <w:bCs/>
+                <w:szCs w:val="20"/>
+                <w:lang w:val="en-US"/>
+              </w:rPr>
+              <w:t xml:space="preserve"> </w:t>
+            </w:r>
+            <w:proofErr w:type="spellStart"/>
+            <w:r>
+              <w:rPr>
+                <w:bCs/>
+                <w:szCs w:val="20"/>
+                <w:lang w:val="en-US"/>
+              </w:rPr>
+              <w:t>zamonaviy</w:t>
+            </w:r>
+            <w:proofErr w:type="spellEnd"/>
+            <w:r>
+              <w:rPr>
+                <w:bCs/>
+                <w:szCs w:val="20"/>
+                <w:lang w:val="en-US"/>
+              </w:rPr>
+              <w:t xml:space="preserve"> chat </w:t>
+            </w:r>
+            <w:proofErr w:type="spellStart"/>
+            <w:r>
+              <w:rPr>
+                <w:bCs/>
+                <w:szCs w:val="20"/>
+                <w:lang w:val="en-US"/>
+              </w:rPr>
+              <w:t>dasturini</w:t>
+            </w:r>
+            <w:proofErr w:type="spellEnd"/>
+            <w:r>
+              <w:rPr>
+                <w:bCs/>
+                <w:szCs w:val="20"/>
+                <w:lang w:val="en-US"/>
+              </w:rPr>
+              <w:t xml:space="preserve"> </w:t>
+            </w:r>
+            <w:proofErr w:type="spellStart"/>
+            <w:r>
+              <w:rPr>
+                <w:bCs/>
+                <w:szCs w:val="20"/>
+                <w:lang w:val="en-US"/>
+              </w:rPr>
+              <w:t>tuzish</w:t>
+            </w:r>
+            <w:proofErr w:type="spellEnd"/>
             <w:r>
               <w:rPr>
                 <w:bCs/>
@@ -14117,6 +17106,7 @@
             <w:pPr>
               <w:jc w:val="center"/>
             </w:pPr>
+            <w:proofErr w:type="spellStart"/>
             <w:r>
               <w:rPr>
                 <w:color w:val="000000"/>
@@ -14124,6 +17114,7 @@
               </w:rPr>
               <w:t>Amaliy</w:t>
             </w:r>
+            <w:proofErr w:type="spellEnd"/>
           </w:p>
         </w:tc>
         <w:tc>
@@ -14207,7 +17198,27 @@
                 <w:color w:val="000000"/>
                 <w:lang w:val="en-US"/>
               </w:rPr>
-              <w:t>-mashg‘ulot.</w:t>
+              <w:t>-</w:t>
+            </w:r>
+            <w:proofErr w:type="gramStart"/>
+            <w:r>
+              <w:rPr>
+                <w:b/>
+                <w:bCs/>
+                <w:color w:val="000000"/>
+                <w:lang w:val="en-US"/>
+              </w:rPr>
+              <w:t>mashg‘</w:t>
+            </w:r>
+            <w:proofErr w:type="gramEnd"/>
+            <w:r>
+              <w:rPr>
+                <w:b/>
+                <w:bCs/>
+                <w:color w:val="000000"/>
+                <w:lang w:val="en-US"/>
+              </w:rPr>
+              <w:t>ulot.</w:t>
             </w:r>
             <w:r>
               <w:rPr>
@@ -14222,14 +17233,106 @@
               </w:rPr>
               <w:t xml:space="preserve"> </w:t>
             </w:r>
+            <w:proofErr w:type="spellStart"/>
             <w:r>
               <w:rPr>
                 <w:bCs/>
                 <w:szCs w:val="20"/>
                 <w:lang w:val="en-US"/>
               </w:rPr>
-              <w:t>Pythonda GUI paketidan foydalanib chat dasturini tuzishni yakunlash</w:t>
-            </w:r>
+              <w:t>Pythonda</w:t>
+            </w:r>
+            <w:proofErr w:type="spellEnd"/>
+            <w:r>
+              <w:rPr>
+                <w:bCs/>
+                <w:szCs w:val="20"/>
+                <w:lang w:val="en-US"/>
+              </w:rPr>
+              <w:t xml:space="preserve"> GUI </w:t>
+            </w:r>
+            <w:proofErr w:type="spellStart"/>
+            <w:r>
+              <w:rPr>
+                <w:bCs/>
+                <w:szCs w:val="20"/>
+                <w:lang w:val="en-US"/>
+              </w:rPr>
+              <w:t>paketidan</w:t>
+            </w:r>
+            <w:proofErr w:type="spellEnd"/>
+            <w:r>
+              <w:rPr>
+                <w:bCs/>
+                <w:szCs w:val="20"/>
+                <w:lang w:val="en-US"/>
+              </w:rPr>
+              <w:t xml:space="preserve"> </w:t>
+            </w:r>
+            <w:proofErr w:type="spellStart"/>
+            <w:r>
+              <w:rPr>
+                <w:bCs/>
+                <w:szCs w:val="20"/>
+                <w:lang w:val="en-US"/>
+              </w:rPr>
+              <w:t>foydalanib</w:t>
+            </w:r>
+            <w:proofErr w:type="spellEnd"/>
+            <w:r>
+              <w:rPr>
+                <w:bCs/>
+                <w:szCs w:val="20"/>
+                <w:lang w:val="en-US"/>
+              </w:rPr>
+              <w:t xml:space="preserve"> chat </w:t>
+            </w:r>
+            <w:proofErr w:type="spellStart"/>
+            <w:r>
+              <w:rPr>
+                <w:bCs/>
+                <w:szCs w:val="20"/>
+                <w:lang w:val="en-US"/>
+              </w:rPr>
+              <w:t>dasturini</w:t>
+            </w:r>
+            <w:proofErr w:type="spellEnd"/>
+            <w:r>
+              <w:rPr>
+                <w:bCs/>
+                <w:szCs w:val="20"/>
+                <w:lang w:val="en-US"/>
+              </w:rPr>
+              <w:t xml:space="preserve"> </w:t>
+            </w:r>
+            <w:proofErr w:type="spellStart"/>
+            <w:r>
+              <w:rPr>
+                <w:bCs/>
+                <w:szCs w:val="20"/>
+                <w:lang w:val="en-US"/>
+              </w:rPr>
+              <w:t>tuzishni</w:t>
+            </w:r>
+            <w:proofErr w:type="spellEnd"/>
+            <w:r>
+              <w:rPr>
+                <w:bCs/>
+                <w:szCs w:val="20"/>
+                <w:lang w:val="en-US"/>
+              </w:rPr>
+              <w:t xml:space="preserve"> </w:t>
+            </w:r>
+            <w:proofErr w:type="spellStart"/>
+            <w:r>
+              <w:rPr>
+                <w:bCs/>
+                <w:szCs w:val="20"/>
+                <w:lang w:val="en-US"/>
+              </w:rPr>
+              <w:t>yakunlash</w:t>
+            </w:r>
+            <w:proofErr w:type="spellEnd"/>
           </w:p>
         </w:tc>
         <w:tc>
@@ -14589,6 +17692,7 @@
             <w:pPr>
               <w:jc w:val="center"/>
             </w:pPr>
+            <w:proofErr w:type="spellStart"/>
             <w:r>
               <w:rPr>
                 <w:color w:val="000000"/>
@@ -14596,6 +17700,7 @@
               </w:rPr>
               <w:t>Amaliy</w:t>
             </w:r>
+            <w:proofErr w:type="spellEnd"/>
           </w:p>
         </w:tc>
         <w:tc>
@@ -14671,7 +17776,27 @@
                 <w:color w:val="000000"/>
                 <w:lang w:val="en-US"/>
               </w:rPr>
-              <w:t>-mashg‘ulot.</w:t>
+              <w:t>-</w:t>
+            </w:r>
+            <w:proofErr w:type="gramStart"/>
+            <w:r>
+              <w:rPr>
+                <w:b/>
+                <w:bCs/>
+                <w:color w:val="000000"/>
+                <w:lang w:val="en-US"/>
+              </w:rPr>
+              <w:t>mashg‘</w:t>
+            </w:r>
+            <w:proofErr w:type="gramEnd"/>
+            <w:r>
+              <w:rPr>
+                <w:b/>
+                <w:bCs/>
+                <w:color w:val="000000"/>
+                <w:lang w:val="en-US"/>
+              </w:rPr>
+              <w:t>ulot.</w:t>
             </w:r>
             <w:r>
               <w:rPr>
@@ -14692,8 +17817,90 @@
                 <w:szCs w:val="20"/>
                 <w:lang w:val="en-US"/>
               </w:rPr>
-              <w:t>PyQt5 paketidan foydalanib zamonaviy chat dasturini tuzish</w:t>
-            </w:r>
+              <w:t xml:space="preserve">PyQt5 </w:t>
+            </w:r>
+            <w:proofErr w:type="spellStart"/>
+            <w:r>
+              <w:rPr>
+                <w:bCs/>
+                <w:szCs w:val="20"/>
+                <w:lang w:val="en-US"/>
+              </w:rPr>
+              <w:t>paketidan</w:t>
+            </w:r>
+            <w:proofErr w:type="spellEnd"/>
+            <w:r>
+              <w:rPr>
+                <w:bCs/>
+                <w:szCs w:val="20"/>
+                <w:lang w:val="en-US"/>
+              </w:rPr>
+              <w:t xml:space="preserve"> </w:t>
+            </w:r>
+            <w:proofErr w:type="spellStart"/>
+            <w:r>
+              <w:rPr>
+                <w:bCs/>
+                <w:szCs w:val="20"/>
+                <w:lang w:val="en-US"/>
+              </w:rPr>
+              <w:t>foydalanib</w:t>
+            </w:r>
+            <w:proofErr w:type="spellEnd"/>
+            <w:r>
+              <w:rPr>
+                <w:bCs/>
+                <w:szCs w:val="20"/>
+                <w:lang w:val="en-US"/>
+              </w:rPr>
+              <w:t xml:space="preserve"> </w:t>
+            </w:r>
+            <w:proofErr w:type="spellStart"/>
+            <w:r>
+              <w:rPr>
+                <w:bCs/>
+                <w:szCs w:val="20"/>
+                <w:lang w:val="en-US"/>
+              </w:rPr>
+              <w:t>zamonaviy</w:t>
+            </w:r>
+            <w:proofErr w:type="spellEnd"/>
+            <w:r>
+              <w:rPr>
+                <w:bCs/>
+                <w:szCs w:val="20"/>
+                <w:lang w:val="en-US"/>
+              </w:rPr>
+              <w:t xml:space="preserve"> chat </w:t>
+            </w:r>
+            <w:proofErr w:type="spellStart"/>
+            <w:r>
+              <w:rPr>
+                <w:bCs/>
+                <w:szCs w:val="20"/>
+                <w:lang w:val="en-US"/>
+              </w:rPr>
+              <w:t>dasturini</w:t>
+            </w:r>
+            <w:proofErr w:type="spellEnd"/>
+            <w:r>
+              <w:rPr>
+                <w:bCs/>
+                <w:szCs w:val="20"/>
+                <w:lang w:val="en-US"/>
+              </w:rPr>
+              <w:t xml:space="preserve"> </w:t>
+            </w:r>
+            <w:proofErr w:type="spellStart"/>
+            <w:r>
+              <w:rPr>
+                <w:bCs/>
+                <w:szCs w:val="20"/>
+                <w:lang w:val="en-US"/>
+              </w:rPr>
+              <w:t>tuzish</w:t>
+            </w:r>
+            <w:proofErr w:type="spellEnd"/>
             <w:r>
               <w:rPr>
                 <w:bCs/>
@@ -15059,6 +18266,7 @@
             <w:pPr>
               <w:jc w:val="center"/>
             </w:pPr>
+            <w:proofErr w:type="spellStart"/>
             <w:r>
               <w:rPr>
                 <w:color w:val="000000"/>
@@ -15066,6 +18274,7 @@
               </w:rPr>
               <w:t>Amaliy</w:t>
             </w:r>
+            <w:proofErr w:type="spellEnd"/>
           </w:p>
         </w:tc>
         <w:tc>
@@ -15141,7 +18350,27 @@
                 <w:color w:val="000000"/>
                 <w:lang w:val="en-US"/>
               </w:rPr>
-              <w:t>-mashg‘ulot.</w:t>
+              <w:t>-</w:t>
+            </w:r>
+            <w:proofErr w:type="gramStart"/>
+            <w:r>
+              <w:rPr>
+                <w:b/>
+                <w:bCs/>
+                <w:color w:val="000000"/>
+                <w:lang w:val="en-US"/>
+              </w:rPr>
+              <w:t>mashg‘</w:t>
+            </w:r>
+            <w:proofErr w:type="gramEnd"/>
+            <w:r>
+              <w:rPr>
+                <w:b/>
+                <w:bCs/>
+                <w:color w:val="000000"/>
+                <w:lang w:val="en-US"/>
+              </w:rPr>
+              <w:t>ulot.</w:t>
             </w:r>
             <w:r>
               <w:rPr>
@@ -15162,8 +18391,54 @@
                 <w:szCs w:val="20"/>
                 <w:lang w:val="en-US"/>
               </w:rPr>
-              <w:t>Python ilovasini kompilyatsiya qilish</w:t>
-            </w:r>
+              <w:t xml:space="preserve">Python </w:t>
+            </w:r>
+            <w:proofErr w:type="spellStart"/>
+            <w:r>
+              <w:rPr>
+                <w:bCs/>
+                <w:szCs w:val="20"/>
+                <w:lang w:val="en-US"/>
+              </w:rPr>
+              <w:t>ilovasini</w:t>
+            </w:r>
+            <w:proofErr w:type="spellEnd"/>
+            <w:r>
+              <w:rPr>
+                <w:bCs/>
+                <w:szCs w:val="20"/>
+                <w:lang w:val="en-US"/>
+              </w:rPr>
+              <w:t xml:space="preserve"> </w:t>
+            </w:r>
+            <w:proofErr w:type="spellStart"/>
+            <w:r>
+              <w:rPr>
+                <w:bCs/>
+                <w:szCs w:val="20"/>
+                <w:lang w:val="en-US"/>
+              </w:rPr>
+              <w:t>kompilyatsiya</w:t>
+            </w:r>
+            <w:proofErr w:type="spellEnd"/>
+            <w:r>
+              <w:rPr>
+                <w:bCs/>
+                <w:szCs w:val="20"/>
+                <w:lang w:val="en-US"/>
+              </w:rPr>
+              <w:t xml:space="preserve"> </w:t>
+            </w:r>
+            <w:proofErr w:type="spellStart"/>
+            <w:r>
+              <w:rPr>
+                <w:bCs/>
+                <w:szCs w:val="20"/>
+                <w:lang w:val="en-US"/>
+              </w:rPr>
+              <w:t>qilish</w:t>
+            </w:r>
+            <w:proofErr w:type="spellEnd"/>
             <w:r>
               <w:rPr>
                 <w:bCs/>
@@ -15806,8 +19081,6 @@
               </w:rPr>
               <w:t>1</w:t>
             </w:r>
-            <w:bookmarkStart w:id="0" w:name="_GoBack"/>
-            <w:bookmarkEnd w:id="0"/>
             <w:r>
               <w:rPr>
                 <w:b/>
@@ -15954,17 +19227,37 @@
               </w:rPr>
               <w:t xml:space="preserve">Axborot texnologiyalari va </w:t>
             </w:r>
+            <w:proofErr w:type="spellStart"/>
             <w:r>
               <w:rPr>
                 <w:bCs/>
                 <w:sz w:val="28"/>
                 <w:lang w:val="en-US"/>
               </w:rPr>
-              <w:t>sun’iy intellekt</w:t>
-            </w:r>
-            <w:r>
-              <w:rPr>
+              <w:t>sun’iy</w:t>
+            </w:r>
+            <w:proofErr w:type="spellEnd"/>
+            <w:r>
+              <w:rPr>
+                <w:bCs/>
                 <w:sz w:val="28"/>
+                <w:lang w:val="en-US"/>
+              </w:rPr>
+              <w:t xml:space="preserve"> </w:t>
+            </w:r>
+            <w:proofErr w:type="spellStart"/>
+            <w:r>
+              <w:rPr>
+                <w:bCs/>
+                <w:sz w:val="28"/>
+                <w:lang w:val="en-US"/>
+              </w:rPr>
+              <w:t>intellekt</w:t>
+            </w:r>
+            <w:proofErr w:type="spellEnd"/>
+            <w:r>
+              <w:rPr>
+                <w:sz w:val="28"/>
                 <w:lang w:val="uz-Cyrl-UZ"/>
               </w:rPr>
               <w:t xml:space="preserve">” kafedrasi boshlig‘i, </w:t>
@@ -15974,8 +19267,17 @@
                 <w:sz w:val="28"/>
                 <w:lang w:val="en-US"/>
               </w:rPr>
-              <w:t>PhD, professor, kapitan</w:t>
-            </w:r>
+              <w:t xml:space="preserve">PhD, professor, </w:t>
+            </w:r>
+            <w:proofErr w:type="spellStart"/>
+            <w:r>
+              <w:rPr>
+                <w:sz w:val="28"/>
+                <w:lang w:val="en-US"/>
+              </w:rPr>
+              <w:t>kapitan</w:t>
+            </w:r>
+            <w:proofErr w:type="spellEnd"/>
           </w:p>
         </w:tc>
         <w:tc>
@@ -16156,17 +19458,37 @@
               </w:rPr>
               <w:t xml:space="preserve">Axborot texnologiyalari va </w:t>
             </w:r>
+            <w:proofErr w:type="spellStart"/>
             <w:r>
               <w:rPr>
                 <w:bCs/>
                 <w:sz w:val="28"/>
                 <w:lang w:val="en-US"/>
               </w:rPr>
-              <w:t>sun’iy intellekt</w:t>
-            </w:r>
-            <w:r>
-              <w:rPr>
+              <w:t>sun’iy</w:t>
+            </w:r>
+            <w:proofErr w:type="spellEnd"/>
+            <w:r>
+              <w:rPr>
+                <w:bCs/>
                 <w:sz w:val="28"/>
+                <w:lang w:val="en-US"/>
+              </w:rPr>
+              <w:t xml:space="preserve"> </w:t>
+            </w:r>
+            <w:proofErr w:type="spellStart"/>
+            <w:r>
+              <w:rPr>
+                <w:bCs/>
+                <w:sz w:val="28"/>
+                <w:lang w:val="en-US"/>
+              </w:rPr>
+              <w:t>intellekt</w:t>
+            </w:r>
+            <w:proofErr w:type="spellEnd"/>
+            <w:r>
+              <w:rPr>
+                <w:sz w:val="28"/>
                 <w:lang w:val="uz-Cyrl-UZ"/>
               </w:rPr>
               <w:t xml:space="preserve">” kafedrasi </w:t>
@@ -16176,15 +19498,64 @@
                 <w:sz w:val="28"/>
                 <w:lang w:val="en-US"/>
               </w:rPr>
-              <w:t xml:space="preserve">“Sun’iy intellekt” sikli </w:t>
-            </w:r>
+              <w:t>“</w:t>
+            </w:r>
+            <w:proofErr w:type="spellStart"/>
             <w:r>
               <w:rPr>
                 <w:sz w:val="28"/>
+                <w:lang w:val="en-US"/>
+              </w:rPr>
+              <w:t>Sun’iy</w:t>
+            </w:r>
+            <w:proofErr w:type="spellEnd"/>
+            <w:r>
+              <w:rPr>
+                <w:sz w:val="28"/>
+                <w:lang w:val="en-US"/>
+              </w:rPr>
+              <w:t xml:space="preserve"> </w:t>
+            </w:r>
+            <w:proofErr w:type="spellStart"/>
+            <w:r>
+              <w:rPr>
+                <w:sz w:val="28"/>
+                <w:lang w:val="en-US"/>
+              </w:rPr>
+              <w:t>intellekt</w:t>
+            </w:r>
+            <w:proofErr w:type="spellEnd"/>
+            <w:r>
+              <w:rPr>
+                <w:sz w:val="28"/>
+                <w:lang w:val="en-US"/>
+              </w:rPr>
+              <w:t xml:space="preserve">” </w:t>
+            </w:r>
+            <w:proofErr w:type="spellStart"/>
+            <w:r>
+              <w:rPr>
+                <w:sz w:val="28"/>
+                <w:lang w:val="en-US"/>
+              </w:rPr>
+              <w:t>sikli</w:t>
+            </w:r>
+            <w:proofErr w:type="spellEnd"/>
+            <w:r>
+              <w:rPr>
+                <w:sz w:val="28"/>
+                <w:lang w:val="en-US"/>
+              </w:rPr>
+              <w:t xml:space="preserve"> </w:t>
+            </w:r>
+            <w:r>
+              <w:rPr>
+                <w:sz w:val="28"/>
                 <w:lang w:val="uz-Cyrl-UZ"/>
               </w:rPr>
               <w:t xml:space="preserve">boshlig‘i, </w:t>
             </w:r>
+            <w:proofErr w:type="spellStart"/>
             <w:r>
               <w:rPr>
                 <w:sz w:val="28"/>
@@ -16192,6 +19563,7 @@
               </w:rPr>
               <w:t>kapitan</w:t>
             </w:r>
+            <w:proofErr w:type="spellEnd"/>
           </w:p>
         </w:tc>
         <w:tc>
@@ -16309,7 +19681,7 @@
 </file>
 
 <file path=word/numbering.xml><?xml version="1.0" encoding="utf-8"?>
-<w:numbering xmlns:wpc="http://schemas.microsoft.com/office/word/2010/wordprocessingCanvas" xmlns:cx="http://schemas.microsoft.com/office/drawing/2014/chartex" xmlns:cx1="http://schemas.microsoft.com/office/drawing/2015/9/8/chartex" xmlns:cx2="http://schemas.microsoft.com/office/drawing/2015/10/21/chartex" xmlns:cx3="http://schemas.microsoft.com/office/drawing/2016/5/9/chartex" xmlns:cx4="http://schemas.microsoft.com/office/drawing/2016/5/10/chartex" xmlns:cx5="http://schemas.microsoft.com/office/drawing/2016/5/11/chartex" xmlns:cx6="http://schemas.microsoft.com/office/drawing/2016/5/12/chartex" xmlns:cx7="http://schemas.microsoft.com/office/drawing/2016/5/13/chartex" xmlns:cx8="http://schemas.microsoft.com/office/drawing/2016/5/14/chartex" xmlns:mc="http://schemas.openxmlformats.org/markup-compatibility/2006" xmlns:aink="http://schemas.microsoft.com/office/drawing/2016/ink" xmlns:am3d="http://schemas.microsoft.com/office/drawing/2017/model3d" xmlns:o="urn:schemas-microsoft-com:office:office" xmlns:r="http://schemas.openxmlformats.org/officeDocument/2006/relationships" xmlns:m="http://schemas.openxmlformats.org/officeDocument/2006/math" xmlns:v="urn:schemas-microsoft-com:vml" xmlns:wp14="http://schemas.microsoft.com/office/word/2010/wordprocessingDrawing" xmlns:wp="http://schemas.openxmlformats.org/drawingml/2006/wordprocessingDrawing" xmlns:w10="urn:schemas-microsoft-com:office:word" xmlns:w="http://schemas.openxmlformats.org/wordprocessingml/2006/main" xmlns:w14="http://schemas.microsoft.com/office/word/2010/wordml" xmlns:w15="http://schemas.microsoft.com/office/word/2012/wordml" xmlns:w16cid="http://schemas.microsoft.com/office/word/2016/wordml/cid" xmlns:w16se="http://schemas.microsoft.com/office/word/2015/wordml/symex" xmlns:wpg="http://schemas.microsoft.com/office/word/2010/wordprocessingGroup" xmlns:wpi="http://schemas.microsoft.com/office/word/2010/wordprocessingInk" xmlns:wne="http://schemas.microsoft.com/office/word/2006/wordml" xmlns:wps="http://schemas.microsoft.com/office/word/2010/wordprocessingShape" mc:Ignorable="w14 w15 w16se w16cid wp14">
+<w:numbering xmlns:wpc="http://schemas.microsoft.com/office/word/2010/wordprocessingCanvas" xmlns:cx="http://schemas.microsoft.com/office/drawing/2014/chartex" xmlns:cx1="http://schemas.microsoft.com/office/drawing/2015/9/8/chartex" xmlns:cx2="http://schemas.microsoft.com/office/drawing/2015/10/21/chartex" xmlns:cx3="http://schemas.microsoft.com/office/drawing/2016/5/9/chartex" xmlns:cx4="http://schemas.microsoft.com/office/drawing/2016/5/10/chartex" xmlns:cx5="http://schemas.microsoft.com/office/drawing/2016/5/11/chartex" xmlns:cx6="http://schemas.microsoft.com/office/drawing/2016/5/12/chartex" xmlns:cx7="http://schemas.microsoft.com/office/drawing/2016/5/13/chartex" xmlns:cx8="http://schemas.microsoft.com/office/drawing/2016/5/14/chartex" xmlns:mc="http://schemas.openxmlformats.org/markup-compatibility/2006" xmlns:aink="http://schemas.microsoft.com/office/drawing/2016/ink" xmlns:am3d="http://schemas.microsoft.com/office/drawing/2017/model3d" xmlns:o="urn:schemas-microsoft-com:office:office" xmlns:r="http://schemas.openxmlformats.org/officeDocument/2006/relationships" xmlns:m="http://schemas.openxmlformats.org/officeDocument/2006/math" xmlns:v="urn:schemas-microsoft-com:vml" xmlns:wp14="http://schemas.microsoft.com/office/word/2010/wordprocessingDrawing" xmlns:wp="http://schemas.openxmlformats.org/drawingml/2006/wordprocessingDrawing" xmlns:w10="urn:schemas-microsoft-com:office:word" xmlns:w="http://schemas.openxmlformats.org/wordprocessingml/2006/main" xmlns:w14="http://schemas.microsoft.com/office/word/2010/wordml" xmlns:w15="http://schemas.microsoft.com/office/word/2012/wordml" xmlns:w16cex="http://schemas.microsoft.com/office/word/2018/wordml/cex" xmlns:w16cid="http://schemas.microsoft.com/office/word/2016/wordml/cid" xmlns:w16="http://schemas.microsoft.com/office/word/2018/wordml" xmlns:w16se="http://schemas.microsoft.com/office/word/2015/wordml/symex" xmlns:wpg="http://schemas.microsoft.com/office/word/2010/wordprocessingGroup" xmlns:wpi="http://schemas.microsoft.com/office/word/2010/wordprocessingInk" xmlns:wne="http://schemas.microsoft.com/office/word/2006/wordml" xmlns:wps="http://schemas.microsoft.com/office/word/2010/wordprocessingShape" mc:Ignorable="w14 w15 w16se w16cid w16 w16cex wp14">
   <w:abstractNum w:abstractNumId="0" w15:restartNumberingAfterBreak="0">
     <w:nsid w:val="019E39A5"/>
     <w:multiLevelType w:val="hybridMultilevel"/>
@@ -19620,7 +22992,7 @@
 </file>
 
 <file path=word/styles.xml><?xml version="1.0" encoding="utf-8"?>
-<w:styles xmlns:mc="http://schemas.openxmlformats.org/markup-compatibility/2006" xmlns:r="http://schemas.openxmlformats.org/officeDocument/2006/relationships" xmlns:w="http://schemas.openxmlformats.org/wordprocessingml/2006/main" xmlns:w14="http://schemas.microsoft.com/office/word/2010/wordml" xmlns:w15="http://schemas.microsoft.com/office/word/2012/wordml" xmlns:w16cid="http://schemas.microsoft.com/office/word/2016/wordml/cid" xmlns:w16se="http://schemas.microsoft.com/office/word/2015/wordml/symex" mc:Ignorable="w14 w15 w16se w16cid">
+<w:styles xmlns:mc="http://schemas.openxmlformats.org/markup-compatibility/2006" xmlns:r="http://schemas.openxmlformats.org/officeDocument/2006/relationships" xmlns:w="http://schemas.openxmlformats.org/wordprocessingml/2006/main" xmlns:w14="http://schemas.microsoft.com/office/word/2010/wordml" xmlns:w15="http://schemas.microsoft.com/office/word/2012/wordml" xmlns:w16cex="http://schemas.microsoft.com/office/word/2018/wordml/cex" xmlns:w16cid="http://schemas.microsoft.com/office/word/2016/wordml/cid" xmlns:w16="http://schemas.microsoft.com/office/word/2018/wordml" xmlns:w16se="http://schemas.microsoft.com/office/word/2015/wordml/symex" mc:Ignorable="w14 w15 w16se w16cid w16 w16cex">
   <w:docDefaults>
     <w:rPrDefault>
       <w:rPr>
@@ -19636,7 +23008,7 @@
       </w:pPr>
     </w:pPrDefault>
   </w:docDefaults>
-  <w:latentStyles w:defLockedState="0" w:defUIPriority="99" w:defSemiHidden="0" w:defUnhideWhenUsed="0" w:defQFormat="0" w:count="377">
+  <w:latentStyles w:defLockedState="0" w:defUIPriority="99" w:defSemiHidden="0" w:defUnhideWhenUsed="0" w:defQFormat="0" w:count="376">
     <w:lsdException w:name="Normal" w:uiPriority="0" w:qFormat="1"/>
     <w:lsdException w:name="heading 1" w:uiPriority="9" w:qFormat="1"/>
     <w:lsdException w:name="heading 2" w:semiHidden="1" w:uiPriority="9" w:unhideWhenUsed="1" w:qFormat="1"/>
@@ -20013,7 +23385,6 @@
     <w:lsdException w:name="Hashtag" w:semiHidden="1" w:unhideWhenUsed="1"/>
     <w:lsdException w:name="Unresolved Mention" w:semiHidden="1" w:unhideWhenUsed="1"/>
     <w:lsdException w:name="Smart Link" w:semiHidden="1" w:unhideWhenUsed="1"/>
-    <w:lsdException w:name="Smart Link Error" w:semiHidden="1" w:unhideWhenUsed="1"/>
   </w:latentStyles>
   <w:style w:type="paragraph" w:default="1" w:styleId="a">
     <w:name w:val="Normal"/>
@@ -20460,7 +23831,7 @@
 </file>
 
 <file path=customXml/itemProps1.xml><?xml version="1.0" encoding="utf-8"?>
-<ds:datastoreItem xmlns:ds="http://schemas.openxmlformats.org/officeDocument/2006/customXml" ds:itemID="{43F13A7A-3B45-4CAD-8868-A6F8E300B391}">
+<ds:datastoreItem xmlns:ds="http://schemas.openxmlformats.org/officeDocument/2006/customXml" ds:itemID="{FB70874B-596D-472D-B0CE-75E9DE7A0F17}">
   <ds:schemaRefs>
     <ds:schemaRef ds:uri="http://schemas.openxmlformats.org/officeDocument/2006/bibliography"/>
   </ds:schemaRefs>
